--- a/Received/lkg/lkg, rhymes and conver.docx
+++ b/Received/lkg/lkg, rhymes and conver.docx
@@ -1,346 +1,1029 @@
 
 <file path=word/document.xml><?xml version="1.0" encoding="utf-8"?>
-<w:document xmlns:wpc="http://schemas.microsoft.com/office/word/2010/wordprocessingCanvas" xmlns:mc="http://schemas.openxmlformats.org/markup-compatibility/2006" xmlns:o="urn:schemas-microsoft-com:office:office" xmlns:r="http://schemas.openxmlformats.org/officeDocument/2006/relationships" xmlns:m="http://schemas.openxmlformats.org/officeDocument/2006/math" xmlns:v="urn:schemas-microsoft-com:vml" xmlns:wp14="http://schemas.microsoft.com/office/word/2010/wordprocessingDrawing" xmlns:wp="http://schemas.openxmlformats.org/drawingml/2006/wordprocessingDrawing" xmlns:w10="urn:schemas-microsoft-com:office:word" xmlns:w="http://schemas.openxmlformats.org/wordprocessingml/2006/main" xmlns:w14="http://schemas.microsoft.com/office/word/2010/wordml" xmlns:w15="http://schemas.microsoft.com/office/word/2012/wordml" xmlns:wpg="http://schemas.microsoft.com/office/word/2010/wordprocessingGroup" xmlns:wpi="http://schemas.microsoft.com/office/word/2010/wordprocessingInk" xmlns:wne="http://schemas.microsoft.com/office/word/2006/wordml" xmlns:wps="http://schemas.microsoft.com/office/word/2010/wordprocessingShape" mc:Ignorable="w14 w15 wp14">
+<w:document xmlns:wpc="http://schemas.microsoft.com/office/word/2010/wordprocessingCanvas" xmlns:cx="http://schemas.microsoft.com/office/drawing/2014/chartex" xmlns:cx1="http://schemas.microsoft.com/office/drawing/2015/9/8/chartex" xmlns:cx2="http://schemas.microsoft.com/office/drawing/2015/10/21/chartex" xmlns:cx3="http://schemas.microsoft.com/office/drawing/2016/5/9/chartex" xmlns:cx4="http://schemas.microsoft.com/office/drawing/2016/5/10/chartex" xmlns:cx5="http://schemas.microsoft.com/office/drawing/2016/5/11/chartex" xmlns:cx6="http://schemas.microsoft.com/office/drawing/2016/5/12/chartex" xmlns:cx7="http://schemas.microsoft.com/office/drawing/2016/5/13/chartex" xmlns:cx8="http://schemas.microsoft.com/office/drawing/2016/5/14/chartex" xmlns:mc="http://schemas.openxmlformats.org/markup-compatibility/2006" xmlns:aink="http://schemas.microsoft.com/office/drawing/2016/ink" xmlns:am3d="http://schemas.microsoft.com/office/drawing/2017/model3d" xmlns:o="urn:schemas-microsoft-com:office:office" xmlns:oel="http://schemas.microsoft.com/office/2019/extlst" xmlns:r="http://schemas.openxmlformats.org/officeDocument/2006/relationships" xmlns:m="http://schemas.openxmlformats.org/officeDocument/2006/math" xmlns:v="urn:schemas-microsoft-com:vml" xmlns:wp14="http://schemas.microsoft.com/office/word/2010/wordprocessingDrawing" xmlns:wp="http://schemas.openxmlformats.org/drawingml/2006/wordprocessingDrawing" xmlns:w10="urn:schemas-microsoft-com:office:word" xmlns:w="http://schemas.openxmlformats.org/wordprocessingml/2006/main" xmlns:w14="http://schemas.microsoft.com/office/word/2010/wordml" xmlns:w15="http://schemas.microsoft.com/office/word/2012/wordml" xmlns:w16cex="http://schemas.microsoft.com/office/word/2018/wordml/cex" xmlns:w16cid="http://schemas.microsoft.com/office/word/2016/wordml/cid" xmlns:w16="http://schemas.microsoft.com/office/word/2018/wordml" xmlns:w16du="http://schemas.microsoft.com/office/word/2023/wordml/word16du" xmlns:w16sdtdh="http://schemas.microsoft.com/office/word/2020/wordml/sdtdatahash" xmlns:w16sdtfl="http://schemas.microsoft.com/office/word/2024/wordml/sdtformatlock" xmlns:w16se="http://schemas.microsoft.com/office/word/2015/wordml/symex" xmlns:wpg="http://schemas.microsoft.com/office/word/2010/wordprocessingGroup" xmlns:wpi="http://schemas.microsoft.com/office/word/2010/wordprocessingInk" xmlns:wne="http://schemas.microsoft.com/office/word/2006/wordml" xmlns:wps="http://schemas.microsoft.com/office/word/2010/wordprocessingShape" mc:Ignorable="w14 w15 w16se w16cid w16 w16cex w16sdtdh w16sdtfl w16du wp14">
   <w:body>
     <w:p>
       <w:pPr>
-        <w:rPr>
-          <w:rFonts w:ascii="Times New Roman" w:hAnsi="Times New Roman" w:cs="Times New Roman"/>
-          <w:sz w:val="24"/>
-          <w:szCs w:val="24"/>
-        </w:rPr>
-      </w:pPr>
-      <w:proofErr w:type="gramStart"/>
-      <w:r>
-        <w:rPr>
-          <w:rFonts w:ascii="Times New Roman" w:hAnsi="Times New Roman" w:cs="Times New Roman"/>
-          <w:sz w:val="24"/>
-          <w:szCs w:val="24"/>
-        </w:rPr>
-        <w:t>Class :</w:t>
-      </w:r>
-      <w:proofErr w:type="gramEnd"/>
-      <w:r>
-        <w:rPr>
-          <w:rFonts w:ascii="Times New Roman" w:hAnsi="Times New Roman" w:cs="Times New Roman"/>
-          <w:sz w:val="24"/>
-          <w:szCs w:val="24"/>
-        </w:rPr>
-        <w:t xml:space="preserve"> L.K.G                                                                                                                F.M:50</w:t>
-      </w:r>
-    </w:p>
-    <w:p>
-      <w:pPr>
-        <w:rPr>
-          <w:rFonts w:ascii="Times New Roman" w:hAnsi="Times New Roman" w:cs="Times New Roman"/>
-          <w:sz w:val="24"/>
-          <w:szCs w:val="24"/>
-        </w:rPr>
-      </w:pPr>
-      <w:proofErr w:type="gramStart"/>
-      <w:r>
-        <w:rPr>
-          <w:rFonts w:ascii="Times New Roman" w:hAnsi="Times New Roman" w:cs="Times New Roman"/>
-          <w:sz w:val="24"/>
-          <w:szCs w:val="24"/>
-        </w:rPr>
-        <w:t>Sub :</w:t>
-      </w:r>
-      <w:proofErr w:type="gramEnd"/>
-      <w:r>
-        <w:rPr>
-          <w:rFonts w:ascii="Times New Roman" w:hAnsi="Times New Roman" w:cs="Times New Roman"/>
-          <w:sz w:val="24"/>
-          <w:szCs w:val="24"/>
-        </w:rPr>
-        <w:t xml:space="preserve"> Rhymes and conversation                                                                                   P.M: 18</w:t>
-      </w:r>
-    </w:p>
-    <w:p>
-      <w:pPr>
-        <w:rPr>
-          <w:rFonts w:ascii="Times New Roman" w:hAnsi="Times New Roman" w:cs="Times New Roman"/>
-          <w:sz w:val="24"/>
-          <w:szCs w:val="24"/>
-        </w:rPr>
-      </w:pPr>
-    </w:p>
-    <w:p>
-      <w:pPr>
-        <w:rPr>
-          <w:rFonts w:ascii="Times New Roman" w:hAnsi="Times New Roman" w:cs="Times New Roman"/>
-          <w:sz w:val="24"/>
-          <w:szCs w:val="24"/>
-        </w:rPr>
-      </w:pPr>
-      <w:r>
-        <w:rPr>
-          <w:rFonts w:ascii="Times New Roman" w:hAnsi="Times New Roman" w:cs="Times New Roman"/>
-          <w:sz w:val="24"/>
-          <w:szCs w:val="24"/>
-        </w:rPr>
-        <w:t>(a) Answer the following question. [20]</w:t>
-      </w:r>
-    </w:p>
-    <w:p>
-      <w:pPr>
-        <w:rPr>
-          <w:rFonts w:ascii="Times New Roman" w:hAnsi="Times New Roman" w:cs="Times New Roman"/>
-          <w:sz w:val="24"/>
-          <w:szCs w:val="24"/>
-        </w:rPr>
-      </w:pPr>
-      <w:r>
-        <w:rPr>
-          <w:rFonts w:ascii="Times New Roman" w:hAnsi="Times New Roman" w:cs="Times New Roman"/>
-          <w:sz w:val="24"/>
-          <w:szCs w:val="24"/>
-        </w:rPr>
-        <w:t xml:space="preserve"> 1. How old are you?</w:t>
-      </w:r>
-    </w:p>
-    <w:p>
-      <w:pPr>
-        <w:rPr>
-          <w:rFonts w:ascii="Times New Roman" w:hAnsi="Times New Roman" w:cs="Times New Roman"/>
-          <w:sz w:val="24"/>
-          <w:szCs w:val="24"/>
-        </w:rPr>
-      </w:pPr>
-      <w:r>
-        <w:rPr>
-          <w:rFonts w:ascii="Times New Roman" w:hAnsi="Times New Roman" w:cs="Times New Roman"/>
-          <w:sz w:val="24"/>
-          <w:szCs w:val="24"/>
-        </w:rPr>
-        <w:t xml:space="preserve"> 2. What is your class teacher name?</w:t>
-      </w:r>
-    </w:p>
-    <w:p>
-      <w:pPr>
-        <w:rPr>
-          <w:rFonts w:ascii="Times New Roman" w:hAnsi="Times New Roman" w:cs="Times New Roman"/>
-          <w:sz w:val="24"/>
-          <w:szCs w:val="24"/>
-        </w:rPr>
-      </w:pPr>
-      <w:r>
-        <w:rPr>
-          <w:rFonts w:ascii="Times New Roman" w:hAnsi="Times New Roman" w:cs="Times New Roman"/>
-          <w:sz w:val="24"/>
-          <w:szCs w:val="24"/>
-        </w:rPr>
-        <w:t xml:space="preserve"> 3. What is your favourite colour?</w:t>
-      </w:r>
-    </w:p>
-    <w:p>
-      <w:pPr>
-        <w:rPr>
-          <w:rFonts w:ascii="Times New Roman" w:hAnsi="Times New Roman" w:cs="Times New Roman"/>
-          <w:sz w:val="24"/>
-          <w:szCs w:val="24"/>
-        </w:rPr>
-      </w:pPr>
-      <w:r>
-        <w:rPr>
-          <w:rFonts w:ascii="Times New Roman" w:hAnsi="Times New Roman" w:cs="Times New Roman"/>
-          <w:sz w:val="24"/>
-          <w:szCs w:val="24"/>
-        </w:rPr>
-        <w:t xml:space="preserve"> 4. What is your favourite flower?</w:t>
-      </w:r>
-    </w:p>
-    <w:p>
-      <w:pPr>
-        <w:rPr>
-          <w:rFonts w:ascii="Times New Roman" w:hAnsi="Times New Roman" w:cs="Times New Roman"/>
-          <w:sz w:val="24"/>
-          <w:szCs w:val="24"/>
-        </w:rPr>
-      </w:pPr>
-      <w:r>
-        <w:rPr>
-          <w:rFonts w:ascii="Times New Roman" w:hAnsi="Times New Roman" w:cs="Times New Roman"/>
-          <w:sz w:val="24"/>
-          <w:szCs w:val="24"/>
-        </w:rPr>
-        <w:t xml:space="preserve"> 5. How many days in a week?</w:t>
-      </w:r>
-    </w:p>
-    <w:p>
-      <w:pPr>
-        <w:rPr>
-          <w:rFonts w:ascii="Times New Roman" w:hAnsi="Times New Roman" w:cs="Times New Roman"/>
-          <w:sz w:val="24"/>
-          <w:szCs w:val="24"/>
-        </w:rPr>
-      </w:pPr>
-      <w:r>
-        <w:rPr>
-          <w:rFonts w:ascii="Times New Roman" w:hAnsi="Times New Roman" w:cs="Times New Roman"/>
-          <w:sz w:val="24"/>
-          <w:szCs w:val="24"/>
-        </w:rPr>
-        <w:t xml:space="preserve"> 6. How many month in a year?</w:t>
-      </w:r>
-    </w:p>
-    <w:p>
-      <w:pPr>
-        <w:rPr>
-          <w:rFonts w:ascii="Times New Roman" w:hAnsi="Times New Roman" w:cs="Times New Roman"/>
-          <w:sz w:val="24"/>
-          <w:szCs w:val="24"/>
-        </w:rPr>
-      </w:pPr>
-      <w:r>
-        <w:rPr>
-          <w:rFonts w:ascii="Times New Roman" w:hAnsi="Times New Roman" w:cs="Times New Roman"/>
-          <w:sz w:val="24"/>
-          <w:szCs w:val="24"/>
-        </w:rPr>
-        <w:t xml:space="preserve"> 7. What is the colour of sun?</w:t>
-      </w:r>
-    </w:p>
-    <w:p>
-      <w:pPr>
-        <w:rPr>
-          <w:rFonts w:ascii="Times New Roman" w:hAnsi="Times New Roman" w:cs="Times New Roman"/>
-          <w:sz w:val="24"/>
-          <w:szCs w:val="24"/>
-        </w:rPr>
-      </w:pPr>
-      <w:r>
-        <w:rPr>
-          <w:rFonts w:ascii="Times New Roman" w:hAnsi="Times New Roman" w:cs="Times New Roman"/>
-          <w:sz w:val="24"/>
-          <w:szCs w:val="24"/>
-        </w:rPr>
-        <w:t xml:space="preserve"> 8. Name any 3 water animals?</w:t>
-      </w:r>
-    </w:p>
-    <w:p>
-      <w:pPr>
-        <w:rPr>
-          <w:rFonts w:ascii="Times New Roman" w:hAnsi="Times New Roman" w:cs="Times New Roman"/>
-          <w:sz w:val="24"/>
-          <w:szCs w:val="24"/>
-        </w:rPr>
-      </w:pPr>
-      <w:r>
-        <w:rPr>
-          <w:rFonts w:ascii="Times New Roman" w:hAnsi="Times New Roman" w:cs="Times New Roman"/>
-          <w:sz w:val="24"/>
-          <w:szCs w:val="24"/>
-        </w:rPr>
-        <w:t xml:space="preserve"> 9. Name any 3 birds?</w:t>
-      </w:r>
-    </w:p>
-    <w:p>
-      <w:pPr>
-        <w:rPr>
-          <w:rFonts w:ascii="Times New Roman" w:hAnsi="Times New Roman" w:cs="Times New Roman"/>
-          <w:sz w:val="24"/>
-          <w:szCs w:val="24"/>
-        </w:rPr>
-      </w:pPr>
-      <w:r>
-        <w:rPr>
-          <w:rFonts w:ascii="Times New Roman" w:hAnsi="Times New Roman" w:cs="Times New Roman"/>
-          <w:sz w:val="24"/>
-          <w:szCs w:val="24"/>
-        </w:rPr>
-        <w:t xml:space="preserve"> 10. What is the name of your principle?</w:t>
-      </w:r>
-    </w:p>
-    <w:p>
-      <w:pPr>
-        <w:rPr>
-          <w:rFonts w:ascii="Times New Roman" w:hAnsi="Times New Roman" w:cs="Times New Roman"/>
-          <w:sz w:val="24"/>
-          <w:szCs w:val="24"/>
-        </w:rPr>
-      </w:pPr>
-      <w:r>
-        <w:rPr>
-          <w:rFonts w:ascii="Times New Roman" w:hAnsi="Times New Roman" w:cs="Times New Roman"/>
-          <w:sz w:val="24"/>
-          <w:szCs w:val="24"/>
-        </w:rPr>
-        <w:t xml:space="preserve"> 11. How many sense organs do we have?</w:t>
-      </w:r>
-    </w:p>
-    <w:p>
-      <w:pPr>
-        <w:rPr>
-          <w:rFonts w:ascii="Times New Roman" w:hAnsi="Times New Roman" w:cs="Times New Roman"/>
-          <w:sz w:val="24"/>
-          <w:szCs w:val="24"/>
-        </w:rPr>
-      </w:pPr>
-      <w:r>
-        <w:rPr>
-          <w:rFonts w:ascii="Times New Roman" w:hAnsi="Times New Roman" w:cs="Times New Roman"/>
-          <w:sz w:val="24"/>
-          <w:szCs w:val="24"/>
-        </w:rPr>
-        <w:t xml:space="preserve"> 12. How many brother and sister do you have?</w:t>
-      </w:r>
-    </w:p>
-    <w:p>
-      <w:pPr>
-        <w:rPr>
-          <w:rFonts w:ascii="Times New Roman" w:hAnsi="Times New Roman" w:cs="Times New Roman"/>
-          <w:sz w:val="24"/>
-          <w:szCs w:val="24"/>
-        </w:rPr>
-      </w:pPr>
-    </w:p>
-    <w:p>
-      <w:pPr>
-        <w:rPr>
-          <w:rFonts w:ascii="Times New Roman" w:hAnsi="Times New Roman" w:cs="Times New Roman"/>
-          <w:sz w:val="24"/>
-          <w:szCs w:val="24"/>
-        </w:rPr>
-      </w:pPr>
-      <w:r>
-        <w:rPr>
-          <w:rFonts w:ascii="Times New Roman" w:hAnsi="Times New Roman" w:cs="Times New Roman"/>
-          <w:sz w:val="24"/>
-          <w:szCs w:val="24"/>
-        </w:rPr>
-        <w:t>(b) Name the given pictures [8]</w:t>
-      </w:r>
-    </w:p>
-    <w:p>
-      <w:pPr>
-        <w:rPr>
-          <w:rFonts w:ascii="Times New Roman" w:hAnsi="Times New Roman" w:cs="Times New Roman"/>
-          <w:sz w:val="24"/>
-          <w:szCs w:val="24"/>
-        </w:rPr>
-      </w:pPr>
-      <w:r>
-        <w:rPr>
-          <w:rFonts w:ascii="Times New Roman" w:hAnsi="Times New Roman" w:cs="Times New Roman"/>
+        <w:spacing w:after="0" w:line="240" w:lineRule="auto"/>
+        <w:rPr>
+          <w:rFonts w:ascii="Franklin Gothic Demi" w:hAnsi="Franklin Gothic Demi" w:cs="Times New Roman"/>
+          <w:b/>
+          <w:sz w:val="36"/>
+          <w:szCs w:val="36"/>
+        </w:rPr>
+      </w:pPr>
+      <w:r>
+        <w:rPr>
+          <w:rFonts w:ascii="Preeti" w:hAnsi="Preeti"/>
+          <w:b/>
+          <w:bCs/>
           <w:noProof/>
-          <w:sz w:val="24"/>
-          <w:szCs w:val="24"/>
-          <w:lang w:val="en-US" w:bidi="ne-NP"/>
+          <w:sz w:val="40"/>
+          <w:szCs w:val="40"/>
         </w:rPr>
         <mc:AlternateContent>
           <mc:Choice Requires="wps">
             <w:drawing>
-              <wp:anchor distT="0" distB="0" distL="114300" distR="114300" simplePos="0" relativeHeight="251665408" behindDoc="0" locked="0" layoutInCell="1" allowOverlap="1" wp14:anchorId="2B276EC6" wp14:editId="22D167FD">
+              <wp:anchor distT="45720" distB="45720" distL="114300" distR="114300" simplePos="0" relativeHeight="251668480" behindDoc="0" locked="0" layoutInCell="1" allowOverlap="1" wp14:anchorId="1BB523F4" wp14:editId="0F311738">
+                <wp:simplePos x="0" y="0"/>
+                <wp:positionH relativeFrom="column">
+                  <wp:posOffset>5832282</wp:posOffset>
+                </wp:positionH>
+                <wp:positionV relativeFrom="paragraph">
+                  <wp:posOffset>-35781</wp:posOffset>
+                </wp:positionV>
+                <wp:extent cx="612250" cy="294198"/>
+                <wp:effectExtent l="0" t="0" r="0" b="0"/>
+                <wp:wrapNone/>
+                <wp:docPr id="529117472" name="Text Box 2"/>
+                <wp:cNvGraphicFramePr>
+                  <a:graphicFrameLocks xmlns:a="http://schemas.openxmlformats.org/drawingml/2006/main"/>
+                </wp:cNvGraphicFramePr>
+                <a:graphic xmlns:a="http://schemas.openxmlformats.org/drawingml/2006/main">
+                  <a:graphicData uri="http://schemas.microsoft.com/office/word/2010/wordprocessingShape">
+                    <wps:wsp>
+                      <wps:cNvSpPr txBox="1">
+                        <a:spLocks noChangeArrowheads="1"/>
+                      </wps:cNvSpPr>
+                      <wps:spPr bwMode="auto">
+                        <a:xfrm>
+                          <a:off x="0" y="0"/>
+                          <a:ext cx="612250" cy="294198"/>
+                        </a:xfrm>
+                        <a:prstGeom prst="rect">
+                          <a:avLst/>
+                        </a:prstGeom>
+                        <a:noFill/>
+                        <a:ln w="9525">
+                          <a:noFill/>
+                          <a:miter lim="800000"/>
+                          <a:headEnd/>
+                          <a:tailEnd/>
+                        </a:ln>
+                      </wps:spPr>
+                      <wps:txbx>
+                        <w:txbxContent>
+                          <w:p>
+                            <w:r>
+                              <w:rPr>
+                                <w:rFonts w:ascii="Times New Roman" w:hAnsi="Times New Roman" w:cs="Times New Roman"/>
+                                <w:b/>
+                                <w:bCs/>
+                                <w:sz w:val="32"/>
+                                <w:szCs w:val="32"/>
+                              </w:rPr>
+                              <w:t>D-</w:t>
+                            </w:r>
+                            <w:r>
+                              <w:rPr>
+                                <w:rFonts w:ascii="Times New Roman" w:hAnsi="Times New Roman" w:cs="Times New Roman"/>
+                                <w:b/>
+                                <w:bCs/>
+                                <w:sz w:val="32"/>
+                                <w:szCs w:val="32"/>
+                              </w:rPr>
+                              <w:t>24</w:t>
+                            </w:r>
+                          </w:p>
+                        </w:txbxContent>
+                      </wps:txbx>
+                      <wps:bodyPr rot="0" vert="horz" wrap="square" lIns="91440" tIns="45720" rIns="91440" bIns="45720" anchor="t" anchorCtr="0">
+                        <a:noAutofit/>
+                      </wps:bodyPr>
+                    </wps:wsp>
+                  </a:graphicData>
+                </a:graphic>
+                <wp14:sizeRelH relativeFrom="margin">
+                  <wp14:pctWidth>0</wp14:pctWidth>
+                </wp14:sizeRelH>
+                <wp14:sizeRelV relativeFrom="margin">
+                  <wp14:pctHeight>0</wp14:pctHeight>
+                </wp14:sizeRelV>
+              </wp:anchor>
+            </w:drawing>
+          </mc:Choice>
+          <mc:Fallback>
+            <w:pict>
+              <v:shapetype w14:anchorId="1BB523F4" id="_x0000_t202" coordsize="21600,21600" o:spt="202" path="m,l,21600r21600,l21600,xe">
+                <v:stroke joinstyle="miter"/>
+                <v:path gradientshapeok="t" o:connecttype="rect"/>
+              </v:shapetype>
+              <v:shape id="Text Box 2" o:spid="_x0000_s1026" type="#_x0000_t202" style="position:absolute;margin-left:459.25pt;margin-top:-2.8pt;width:48.2pt;height:23.15pt;z-index:251668480;visibility:visible;mso-wrap-style:square;mso-width-percent:0;mso-height-percent:0;mso-wrap-distance-left:9pt;mso-wrap-distance-top:3.6pt;mso-wrap-distance-right:9pt;mso-wrap-distance-bottom:3.6pt;mso-position-horizontal:absolute;mso-position-horizontal-relative:text;mso-position-vertical:absolute;mso-position-vertical-relative:text;mso-width-percent:0;mso-height-percent:0;mso-width-relative:margin;mso-height-relative:margin;v-text-anchor:top" o:gfxdata="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" filled="f" stroked="f">
+                <v:textbox>
+                  <w:txbxContent>
+                    <w:p>
+                      <w:r>
+                        <w:rPr>
+                          <w:rFonts w:ascii="Times New Roman" w:hAnsi="Times New Roman" w:cs="Times New Roman"/>
+                          <w:b/>
+                          <w:bCs/>
+                          <w:sz w:val="32"/>
+                          <w:szCs w:val="32"/>
+                        </w:rPr>
+                        <w:t>D-</w:t>
+                      </w:r>
+                      <w:r>
+                        <w:rPr>
+                          <w:rFonts w:ascii="Times New Roman" w:hAnsi="Times New Roman" w:cs="Times New Roman"/>
+                          <w:b/>
+                          <w:bCs/>
+                          <w:sz w:val="32"/>
+                          <w:szCs w:val="32"/>
+                        </w:rPr>
+                        <w:t>24</w:t>
+                      </w:r>
+                    </w:p>
+                  </w:txbxContent>
+                </v:textbox>
+              </v:shape>
+            </w:pict>
+          </mc:Fallback>
+        </mc:AlternateContent>
+      </w:r>
+      <w:r>
+        <w:rPr>
+          <w:rFonts w:ascii="Times New Roman" w:hAnsi="Times New Roman" w:cs="Times New Roman"/>
+          <w:noProof/>
+        </w:rPr>
+        <mc:AlternateContent>
+          <mc:Choice Requires="wps">
+            <w:drawing>
+              <wp:anchor distT="0" distB="0" distL="114300" distR="114300" simplePos="0" relativeHeight="251667456" behindDoc="0" locked="0" layoutInCell="1" allowOverlap="1" wp14:anchorId="69546F12" wp14:editId="6735FA6D">
                 <wp:simplePos x="0" y="0"/>
                 <wp:positionH relativeFrom="margin">
-                  <wp:align>right</wp:align>
+                  <wp:posOffset>0</wp:posOffset>
                 </wp:positionH>
                 <wp:positionV relativeFrom="paragraph">
-                  <wp:posOffset>7409</wp:posOffset>
+                  <wp:posOffset>8087</wp:posOffset>
                 </wp:positionV>
-                <wp:extent cx="1862667" cy="1397000"/>
-                <wp:effectExtent l="0" t="0" r="23495" b="12700"/>
+                <wp:extent cx="479425" cy="584799"/>
+                <wp:effectExtent l="0" t="0" r="0" b="6350"/>
+                <wp:wrapNone/>
+                <wp:docPr id="25" name="Rectangle 1"/>
+                <wp:cNvGraphicFramePr>
+                  <a:graphicFrameLocks xmlns:a="http://schemas.openxmlformats.org/drawingml/2006/main"/>
+                </wp:cNvGraphicFramePr>
+                <a:graphic xmlns:a="http://schemas.openxmlformats.org/drawingml/2006/main">
+                  <a:graphicData uri="http://schemas.microsoft.com/office/word/2010/wordprocessingShape">
+                    <wps:wsp>
+                      <wps:cNvSpPr>
+                        <a:spLocks noChangeArrowheads="1"/>
+                      </wps:cNvSpPr>
+                      <wps:spPr bwMode="auto">
+                        <a:xfrm>
+                          <a:off x="0" y="0"/>
+                          <a:ext cx="479425" cy="584799"/>
+                        </a:xfrm>
+                        <a:prstGeom prst="rect">
+                          <a:avLst/>
+                        </a:prstGeom>
+                        <a:blipFill dpi="0" rotWithShape="1">
+                          <a:blip r:embed="rId4"/>
+                          <a:srcRect/>
+                          <a:stretch>
+                            <a:fillRect/>
+                          </a:stretch>
+                        </a:blipFill>
+                        <a:ln>
+                          <a:noFill/>
+                        </a:ln>
+                        <a:extLst>
+                          <a:ext uri="{91240B29-F687-4F45-9708-019B960494DF}">
+                            <a14:hiddenLine xmlns:a14="http://schemas.microsoft.com/office/drawing/2010/main" w="25400">
+                              <a:solidFill>
+                                <a:srgbClr val="000000"/>
+                              </a:solidFill>
+                              <a:miter lim="800000"/>
+                              <a:headEnd/>
+                              <a:tailEnd/>
+                            </a14:hiddenLine>
+                          </a:ext>
+                        </a:extLst>
+                      </wps:spPr>
+                      <wps:bodyPr rot="0" vert="horz" wrap="square" lIns="91440" tIns="45720" rIns="91440" bIns="45720" anchor="ctr" anchorCtr="0" upright="1">
+                        <a:noAutofit/>
+                      </wps:bodyPr>
+                    </wps:wsp>
+                  </a:graphicData>
+                </a:graphic>
+                <wp14:sizeRelH relativeFrom="margin">
+                  <wp14:pctWidth>0</wp14:pctWidth>
+                </wp14:sizeRelH>
+                <wp14:sizeRelV relativeFrom="margin">
+                  <wp14:pctHeight>0</wp14:pctHeight>
+                </wp14:sizeRelV>
+              </wp:anchor>
+            </w:drawing>
+          </mc:Choice>
+          <mc:Fallback>
+            <w:pict>
+              <v:rect w14:anchorId="5E465042" id="Rectangle 1" o:spid="_x0000_s1026" style="position:absolute;margin-left:0;margin-top:.65pt;width:37.75pt;height:46.05pt;z-index:251667456;visibility:visible;mso-wrap-style:square;mso-width-percent:0;mso-height-percent:0;mso-wrap-distance-left:9pt;mso-wrap-distance-top:0;mso-wrap-distance-right:9pt;mso-wrap-distance-bottom:0;mso-position-horizontal:absolute;mso-position-horizontal-relative:margin;mso-position-vertical:absolute;mso-position-vertical-relative:text;mso-width-percent:0;mso-height-percent:0;mso-width-relative:margin;mso-height-relative:margin;v-text-anchor:middle" o:gfxdata="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" stroked="f" strokeweight="2pt">
+                <v:fill r:id="rId5" o:title="" recolor="t" rotate="t" type="frame"/>
+                <w10:wrap anchorx="margin"/>
+              </v:rect>
+            </w:pict>
+          </mc:Fallback>
+        </mc:AlternateContent>
+      </w:r>
+      <w:r>
+        <w:rPr>
+          <w:rFonts w:ascii="Times New Roman" w:hAnsi="Times New Roman" w:cs="Times New Roman"/>
+          <w:b/>
+          <w:sz w:val="36"/>
+          <w:szCs w:val="36"/>
+        </w:rPr>
+        <w:t xml:space="preserve">                            </w:t>
+      </w:r>
+      <w:r>
+        <w:rPr>
+          <w:rFonts w:ascii="Times New Roman" w:hAnsi="Times New Roman" w:cs="Times New Roman"/>
+          <w:b/>
+          <w:sz w:val="36"/>
+          <w:szCs w:val="36"/>
+        </w:rPr>
+        <w:tab/>
+      </w:r>
+      <w:r>
+        <w:rPr>
+          <w:rFonts w:ascii="Franklin Gothic Demi" w:hAnsi="Franklin Gothic Demi" w:cs="Times New Roman"/>
+          <w:b/>
+          <w:sz w:val="36"/>
+          <w:szCs w:val="36"/>
+        </w:rPr>
+        <w:t>Green Society Public School</w:t>
+      </w:r>
+    </w:p>
+    <w:p>
+      <w:pPr>
+        <w:spacing w:after="0" w:line="240" w:lineRule="auto"/>
+        <w:jc w:val="center"/>
+        <w:rPr>
+          <w:rFonts w:ascii="Times New Roman" w:hAnsi="Times New Roman" w:cs="Times New Roman"/>
+          <w:b/>
+          <w:sz w:val="28"/>
+          <w:szCs w:val="28"/>
+        </w:rPr>
+      </w:pPr>
+      <w:r>
+        <w:rPr>
+          <w:rFonts w:ascii="Times New Roman" w:hAnsi="Times New Roman" w:cs="Times New Roman"/>
+          <w:b/>
+          <w:sz w:val="24"/>
+          <w:szCs w:val="24"/>
+        </w:rPr>
+        <w:t xml:space="preserve">Ratnanagar-7, </w:t>
+      </w:r>
+      <w:proofErr w:type="spellStart"/>
+      <w:r>
+        <w:rPr>
+          <w:rFonts w:ascii="Times New Roman" w:hAnsi="Times New Roman" w:cs="Times New Roman"/>
+          <w:b/>
+          <w:sz w:val="24"/>
+          <w:szCs w:val="24"/>
+        </w:rPr>
+        <w:t>Sauraha</w:t>
+      </w:r>
+      <w:proofErr w:type="spellEnd"/>
+      <w:r>
+        <w:rPr>
+          <w:rFonts w:ascii="Times New Roman" w:hAnsi="Times New Roman" w:cs="Times New Roman"/>
+          <w:b/>
+          <w:sz w:val="24"/>
+          <w:szCs w:val="24"/>
+        </w:rPr>
+        <w:t>, Chitwan</w:t>
+      </w:r>
+    </w:p>
+    <w:p>
+      <w:pPr>
+        <w:spacing w:after="0" w:line="240" w:lineRule="auto"/>
+        <w:ind w:hanging="450"/>
+        <w:rPr>
+          <w:rFonts w:ascii="Times New Roman" w:hAnsi="Times New Roman" w:cs="Times New Roman"/>
+          <w:b/>
+          <w:sz w:val="28"/>
+          <w:szCs w:val="28"/>
+        </w:rPr>
+      </w:pPr>
+      <w:r>
+        <w:rPr>
+          <w:rFonts w:ascii="Times New Roman" w:hAnsi="Times New Roman" w:cs="Times New Roman"/>
+          <w:b/>
+          <w:sz w:val="28"/>
+          <w:szCs w:val="28"/>
+        </w:rPr>
+        <w:t xml:space="preserve">       </w:t>
+      </w:r>
+      <w:r>
+        <w:rPr>
+          <w:rFonts w:ascii="Times New Roman" w:hAnsi="Times New Roman" w:cs="Times New Roman"/>
+          <w:b/>
+          <w:sz w:val="28"/>
+          <w:szCs w:val="28"/>
+        </w:rPr>
+        <w:tab/>
+      </w:r>
+      <w:r>
+        <w:rPr>
+          <w:rFonts w:ascii="Times New Roman" w:hAnsi="Times New Roman" w:cs="Times New Roman"/>
+          <w:b/>
+          <w:sz w:val="28"/>
+          <w:szCs w:val="28"/>
+        </w:rPr>
+        <w:tab/>
+      </w:r>
+      <w:r>
+        <w:rPr>
+          <w:rFonts w:ascii="Times New Roman" w:hAnsi="Times New Roman" w:cs="Times New Roman"/>
+          <w:b/>
+          <w:sz w:val="28"/>
+          <w:szCs w:val="28"/>
+        </w:rPr>
+        <w:tab/>
+        <w:t xml:space="preserve"> </w:t>
+      </w:r>
+      <w:r>
+        <w:rPr>
+          <w:rFonts w:ascii="Times New Roman" w:hAnsi="Times New Roman" w:cs="Times New Roman"/>
+          <w:b/>
+          <w:sz w:val="28"/>
+          <w:szCs w:val="28"/>
+        </w:rPr>
+        <w:tab/>
+      </w:r>
+      <w:r>
+        <w:rPr>
+          <w:rFonts w:ascii="Times New Roman" w:hAnsi="Times New Roman" w:cs="Times New Roman"/>
+          <w:b/>
+          <w:sz w:val="28"/>
+          <w:szCs w:val="28"/>
+        </w:rPr>
+        <w:t xml:space="preserve">    </w:t>
+      </w:r>
+      <w:r>
+        <w:rPr>
+          <w:rFonts w:ascii="Times New Roman" w:hAnsi="Times New Roman" w:cs="Times New Roman"/>
+          <w:b/>
+          <w:sz w:val="28"/>
+          <w:szCs w:val="28"/>
+          <w:u w:val="single"/>
+        </w:rPr>
+        <w:t>Third Terminal</w:t>
+      </w:r>
+      <w:r>
+        <w:rPr>
+          <w:rFonts w:ascii="Times New Roman" w:hAnsi="Times New Roman" w:cs="Times New Roman"/>
+          <w:b/>
+          <w:sz w:val="28"/>
+          <w:szCs w:val="28"/>
+          <w:u w:val="single"/>
+        </w:rPr>
+        <w:t xml:space="preserve"> Examination-20</w:t>
+      </w:r>
+      <w:r>
+        <w:rPr>
+          <w:rFonts w:ascii="Times New Roman" w:hAnsi="Times New Roman" w:cs="Times New Roman"/>
+          <w:b/>
+          <w:sz w:val="28"/>
+          <w:szCs w:val="28"/>
+          <w:u w:val="single"/>
+        </w:rPr>
+        <w:t>82</w:t>
+      </w:r>
+      <w:r>
+        <w:rPr>
+          <w:rFonts w:ascii="Times New Roman" w:hAnsi="Times New Roman" w:cs="Times New Roman"/>
+          <w:b/>
+          <w:sz w:val="28"/>
+          <w:szCs w:val="28"/>
+        </w:rPr>
+        <w:tab/>
+      </w:r>
+      <w:r>
+        <w:rPr>
+          <w:rFonts w:ascii="Times New Roman" w:hAnsi="Times New Roman" w:cs="Times New Roman"/>
+          <w:b/>
+          <w:sz w:val="28"/>
+          <w:szCs w:val="28"/>
+        </w:rPr>
+        <w:tab/>
+      </w:r>
+      <w:r>
+        <w:rPr>
+          <w:rFonts w:ascii="Times New Roman" w:hAnsi="Times New Roman" w:cs="Times New Roman"/>
+          <w:b/>
+          <w:sz w:val="28"/>
+          <w:szCs w:val="28"/>
+        </w:rPr>
+        <w:tab/>
+      </w:r>
+      <w:r>
+        <w:rPr>
+          <w:rFonts w:ascii="Times New Roman" w:hAnsi="Times New Roman" w:cs="Times New Roman"/>
+          <w:b/>
+          <w:sz w:val="28"/>
+          <w:szCs w:val="28"/>
+        </w:rPr>
+        <w:tab/>
+      </w:r>
+      <w:r>
+        <w:rPr>
+          <w:rFonts w:ascii="Times New Roman" w:hAnsi="Times New Roman" w:cs="Times New Roman"/>
+          <w:b/>
+          <w:sz w:val="28"/>
+          <w:szCs w:val="28"/>
+        </w:rPr>
+        <w:t xml:space="preserve"> </w:t>
+      </w:r>
+    </w:p>
+    <w:p>
+      <w:pPr>
+        <w:pBdr>
+          <w:bottom w:val="double" w:sz="6" w:space="0" w:color="auto"/>
+        </w:pBdr>
+        <w:spacing w:after="0" w:line="240" w:lineRule="auto"/>
+        <w:rPr>
+          <w:rFonts w:ascii="Times New Roman" w:hAnsi="Times New Roman" w:cs="Times New Roman"/>
+          <w:b/>
+          <w:sz w:val="28"/>
+          <w:szCs w:val="28"/>
+        </w:rPr>
+      </w:pPr>
+      <w:r>
+        <w:rPr>
+          <w:rFonts w:ascii="Times New Roman" w:hAnsi="Times New Roman" w:cs="Times New Roman"/>
+          <w:b/>
+          <w:sz w:val="28"/>
+          <w:szCs w:val="28"/>
+        </w:rPr>
+        <w:t>Class:</w:t>
+      </w:r>
+      <w:r>
+        <w:rPr>
+          <w:rFonts w:ascii="Times New Roman" w:hAnsi="Times New Roman" w:cs="Times New Roman"/>
+          <w:b/>
+          <w:sz w:val="28"/>
+          <w:szCs w:val="28"/>
+        </w:rPr>
+        <w:t xml:space="preserve"> </w:t>
+      </w:r>
+      <w:r>
+        <w:rPr>
+          <w:rFonts w:ascii="Times New Roman" w:hAnsi="Times New Roman" w:cs="Times New Roman"/>
+          <w:b/>
+          <w:sz w:val="28"/>
+          <w:szCs w:val="28"/>
+        </w:rPr>
+        <w:t>LKG</w:t>
+      </w:r>
+      <w:r>
+        <w:rPr>
+          <w:rFonts w:ascii="Times New Roman" w:hAnsi="Times New Roman" w:cs="Times New Roman"/>
+          <w:b/>
+          <w:sz w:val="28"/>
+          <w:szCs w:val="28"/>
+        </w:rPr>
+        <w:tab/>
+        <w:t xml:space="preserve">       </w:t>
+      </w:r>
+      <w:r>
+        <w:rPr>
+          <w:rFonts w:ascii="Times New Roman" w:hAnsi="Times New Roman" w:cs="Times New Roman"/>
+          <w:b/>
+          <w:sz w:val="28"/>
+          <w:szCs w:val="28"/>
+        </w:rPr>
+        <w:t xml:space="preserve">    </w:t>
+      </w:r>
+      <w:r>
+        <w:rPr>
+          <w:rFonts w:ascii="Times New Roman" w:hAnsi="Times New Roman" w:cs="Times New Roman"/>
+          <w:b/>
+          <w:sz w:val="28"/>
+          <w:szCs w:val="28"/>
+        </w:rPr>
+        <w:tab/>
+      </w:r>
+      <w:r>
+        <w:rPr>
+          <w:rFonts w:ascii="Times New Roman" w:hAnsi="Times New Roman" w:cs="Times New Roman"/>
+          <w:b/>
+          <w:sz w:val="28"/>
+          <w:szCs w:val="28"/>
+        </w:rPr>
+        <w:tab/>
+      </w:r>
+      <w:r>
+        <w:rPr>
+          <w:rFonts w:ascii="Times New Roman" w:hAnsi="Times New Roman" w:cs="Times New Roman"/>
+          <w:b/>
+          <w:sz w:val="28"/>
+          <w:szCs w:val="28"/>
+        </w:rPr>
+        <w:tab/>
+      </w:r>
+      <w:r>
+        <w:rPr>
+          <w:rFonts w:ascii="Times New Roman" w:hAnsi="Times New Roman" w:cs="Times New Roman"/>
+          <w:b/>
+          <w:sz w:val="24"/>
+          <w:szCs w:val="24"/>
+        </w:rPr>
+        <w:t>Time: -</w:t>
+      </w:r>
+      <w:r>
+        <w:rPr>
+          <w:rFonts w:ascii="Times New Roman" w:hAnsi="Times New Roman" w:cs="Times New Roman"/>
+          <w:b/>
+          <w:sz w:val="24"/>
+          <w:szCs w:val="24"/>
+        </w:rPr>
+        <w:t xml:space="preserve"> 2 hrs.</w:t>
+      </w:r>
+      <w:r>
+        <w:rPr>
+          <w:rFonts w:ascii="Times New Roman" w:hAnsi="Times New Roman" w:cs="Times New Roman"/>
+          <w:b/>
+          <w:sz w:val="24"/>
+          <w:szCs w:val="24"/>
+        </w:rPr>
+        <w:tab/>
+      </w:r>
+      <w:r>
+        <w:rPr>
+          <w:rFonts w:ascii="Times New Roman" w:hAnsi="Times New Roman" w:cs="Times New Roman"/>
+          <w:b/>
+          <w:sz w:val="24"/>
+          <w:szCs w:val="24"/>
+        </w:rPr>
+        <w:tab/>
+      </w:r>
+      <w:r>
+        <w:rPr>
+          <w:rFonts w:ascii="Times New Roman" w:hAnsi="Times New Roman" w:cs="Times New Roman"/>
+          <w:b/>
+          <w:sz w:val="24"/>
+          <w:szCs w:val="24"/>
+        </w:rPr>
+        <w:tab/>
+      </w:r>
+      <w:r>
+        <w:rPr>
+          <w:rFonts w:ascii="Times New Roman" w:hAnsi="Times New Roman" w:cs="Times New Roman"/>
+          <w:b/>
+          <w:sz w:val="24"/>
+          <w:szCs w:val="24"/>
+        </w:rPr>
+        <w:tab/>
+      </w:r>
+      <w:r>
+        <w:rPr>
+          <w:rFonts w:ascii="Times New Roman" w:hAnsi="Times New Roman" w:cs="Times New Roman"/>
+          <w:b/>
+          <w:sz w:val="24"/>
+          <w:szCs w:val="24"/>
+        </w:rPr>
+        <w:tab/>
+      </w:r>
+      <w:r>
+        <w:rPr>
+          <w:rFonts w:ascii="Times New Roman" w:hAnsi="Times New Roman" w:cs="Times New Roman"/>
+          <w:b/>
+          <w:sz w:val="24"/>
+          <w:szCs w:val="24"/>
+        </w:rPr>
+        <w:tab/>
+      </w:r>
+      <w:r>
+        <w:rPr>
+          <w:rFonts w:ascii="Times New Roman" w:hAnsi="Times New Roman" w:cs="Times New Roman"/>
+          <w:b/>
+          <w:sz w:val="28"/>
+          <w:szCs w:val="28"/>
+        </w:rPr>
+        <w:t>F.M.:</w:t>
+      </w:r>
+      <w:r>
+        <w:rPr>
+          <w:rFonts w:ascii="Times New Roman" w:hAnsi="Times New Roman" w:cs="Times New Roman"/>
+          <w:b/>
+          <w:sz w:val="28"/>
+          <w:szCs w:val="28"/>
+        </w:rPr>
+        <w:t xml:space="preserve"> 50</w:t>
+      </w:r>
+      <w:r>
+        <w:rPr>
+          <w:rFonts w:ascii="Times New Roman" w:hAnsi="Times New Roman" w:cs="Times New Roman"/>
+          <w:b/>
+          <w:sz w:val="28"/>
+          <w:szCs w:val="28"/>
+        </w:rPr>
+        <w:t xml:space="preserve"> </w:t>
+      </w:r>
+    </w:p>
+    <w:p>
+      <w:pPr>
+        <w:pBdr>
+          <w:bottom w:val="double" w:sz="6" w:space="0" w:color="auto"/>
+        </w:pBdr>
+        <w:spacing w:after="0" w:line="240" w:lineRule="auto"/>
+        <w:rPr>
+          <w:rFonts w:ascii="Times New Roman" w:hAnsi="Times New Roman" w:cs="Times New Roman"/>
+          <w:b/>
+          <w:sz w:val="28"/>
+          <w:szCs w:val="28"/>
+        </w:rPr>
+      </w:pPr>
+      <w:r>
+        <w:rPr>
+          <w:rFonts w:ascii="Times New Roman" w:hAnsi="Times New Roman" w:cs="Times New Roman"/>
+          <w:b/>
+          <w:sz w:val="28"/>
+          <w:szCs w:val="28"/>
+        </w:rPr>
+        <w:t>Sub:</w:t>
+      </w:r>
+      <w:r>
+        <w:rPr>
+          <w:rFonts w:ascii="Times New Roman" w:hAnsi="Times New Roman" w:cs="Times New Roman"/>
+          <w:b/>
+          <w:sz w:val="28"/>
+          <w:szCs w:val="28"/>
+        </w:rPr>
+        <w:t xml:space="preserve"> Rhymes and Conversation</w:t>
+      </w:r>
+    </w:p>
+    <w:p>
+      <w:pPr>
+        <w:spacing w:after="0" w:line="240" w:lineRule="auto"/>
+        <w:rPr>
+          <w:rFonts w:ascii="Times New Roman" w:hAnsi="Times New Roman" w:cs="Times New Roman"/>
+          <w:b/>
+          <w:bCs/>
+          <w:sz w:val="28"/>
+          <w:szCs w:val="28"/>
+        </w:rPr>
+      </w:pPr>
+      <w:r>
+        <w:rPr>
+          <w:rFonts w:ascii="Times New Roman" w:hAnsi="Times New Roman" w:cs="Times New Roman"/>
+          <w:b/>
+          <w:bCs/>
+          <w:sz w:val="28"/>
+          <w:szCs w:val="28"/>
+        </w:rPr>
+        <w:t>(a) Answer the following question.</w:t>
+      </w:r>
+      <w:r>
+        <w:rPr>
+          <w:rFonts w:ascii="Times New Roman" w:hAnsi="Times New Roman" w:cs="Times New Roman"/>
+          <w:b/>
+          <w:bCs/>
+          <w:sz w:val="28"/>
+          <w:szCs w:val="28"/>
+        </w:rPr>
+        <w:tab/>
+      </w:r>
+      <w:r>
+        <w:rPr>
+          <w:rFonts w:ascii="Times New Roman" w:hAnsi="Times New Roman" w:cs="Times New Roman"/>
+          <w:b/>
+          <w:bCs/>
+          <w:sz w:val="28"/>
+          <w:szCs w:val="28"/>
+        </w:rPr>
+        <w:tab/>
+      </w:r>
+      <w:r>
+        <w:rPr>
+          <w:rFonts w:ascii="Times New Roman" w:hAnsi="Times New Roman" w:cs="Times New Roman"/>
+          <w:b/>
+          <w:bCs/>
+          <w:sz w:val="28"/>
+          <w:szCs w:val="28"/>
+        </w:rPr>
+        <w:tab/>
+      </w:r>
+      <w:r>
+        <w:rPr>
+          <w:rFonts w:ascii="Times New Roman" w:hAnsi="Times New Roman" w:cs="Times New Roman"/>
+          <w:b/>
+          <w:bCs/>
+          <w:sz w:val="28"/>
+          <w:szCs w:val="28"/>
+        </w:rPr>
+        <w:tab/>
+      </w:r>
+      <w:r>
+        <w:rPr>
+          <w:rFonts w:ascii="Times New Roman" w:hAnsi="Times New Roman" w:cs="Times New Roman"/>
+          <w:b/>
+          <w:bCs/>
+          <w:sz w:val="28"/>
+          <w:szCs w:val="28"/>
+        </w:rPr>
+        <w:tab/>
+      </w:r>
+      <w:r>
+        <w:rPr>
+          <w:rFonts w:ascii="Times New Roman" w:hAnsi="Times New Roman" w:cs="Times New Roman"/>
+          <w:b/>
+          <w:bCs/>
+          <w:sz w:val="28"/>
+          <w:szCs w:val="28"/>
+        </w:rPr>
+        <w:tab/>
+      </w:r>
+      <w:r>
+        <w:rPr>
+          <w:rFonts w:ascii="Times New Roman" w:hAnsi="Times New Roman" w:cs="Times New Roman"/>
+          <w:b/>
+          <w:bCs/>
+          <w:sz w:val="28"/>
+          <w:szCs w:val="28"/>
+        </w:rPr>
+        <w:tab/>
+      </w:r>
+      <w:r>
+        <w:rPr>
+          <w:rFonts w:ascii="Times New Roman" w:hAnsi="Times New Roman" w:cs="Times New Roman"/>
+          <w:b/>
+          <w:bCs/>
+          <w:sz w:val="28"/>
+          <w:szCs w:val="28"/>
+        </w:rPr>
+        <w:tab/>
+      </w:r>
+      <w:r>
+        <w:rPr>
+          <w:rFonts w:ascii="Times New Roman" w:hAnsi="Times New Roman" w:cs="Times New Roman"/>
+          <w:b/>
+          <w:bCs/>
+          <w:sz w:val="28"/>
+          <w:szCs w:val="28"/>
+        </w:rPr>
+        <w:t>[20]</w:t>
+      </w:r>
+    </w:p>
+    <w:p>
+      <w:pPr>
+        <w:spacing w:after="0" w:line="240" w:lineRule="auto"/>
+        <w:rPr>
+          <w:rFonts w:ascii="Times New Roman" w:hAnsi="Times New Roman" w:cs="Times New Roman"/>
+          <w:sz w:val="28"/>
+          <w:szCs w:val="28"/>
+        </w:rPr>
+      </w:pPr>
+      <w:r>
+        <w:rPr>
+          <w:rFonts w:ascii="Times New Roman" w:hAnsi="Times New Roman" w:cs="Times New Roman"/>
+          <w:sz w:val="28"/>
+          <w:szCs w:val="28"/>
+        </w:rPr>
+        <w:t xml:space="preserve"> 1. How old are you?</w:t>
+      </w:r>
+    </w:p>
+    <w:p>
+      <w:pPr>
+        <w:spacing w:after="0" w:line="240" w:lineRule="auto"/>
+        <w:rPr>
+          <w:rFonts w:ascii="Times New Roman" w:hAnsi="Times New Roman" w:cs="Times New Roman"/>
+          <w:sz w:val="28"/>
+          <w:szCs w:val="28"/>
+        </w:rPr>
+      </w:pPr>
+      <w:r>
+        <w:rPr>
+          <w:rFonts w:ascii="Times New Roman" w:hAnsi="Times New Roman" w:cs="Times New Roman"/>
+          <w:sz w:val="28"/>
+          <w:szCs w:val="28"/>
+        </w:rPr>
+        <w:t xml:space="preserve"> 2. What is your class teacher name?</w:t>
+      </w:r>
+    </w:p>
+    <w:p>
+      <w:pPr>
+        <w:spacing w:after="0" w:line="240" w:lineRule="auto"/>
+        <w:rPr>
+          <w:rFonts w:ascii="Times New Roman" w:hAnsi="Times New Roman" w:cs="Times New Roman"/>
+          <w:sz w:val="28"/>
+          <w:szCs w:val="28"/>
+        </w:rPr>
+      </w:pPr>
+      <w:r>
+        <w:rPr>
+          <w:rFonts w:ascii="Times New Roman" w:hAnsi="Times New Roman" w:cs="Times New Roman"/>
+          <w:sz w:val="28"/>
+          <w:szCs w:val="28"/>
+        </w:rPr>
+        <w:t xml:space="preserve"> 3. What is your favourite colour?</w:t>
+      </w:r>
+    </w:p>
+    <w:p>
+      <w:pPr>
+        <w:spacing w:after="0" w:line="240" w:lineRule="auto"/>
+        <w:rPr>
+          <w:rFonts w:ascii="Times New Roman" w:hAnsi="Times New Roman" w:cs="Times New Roman"/>
+          <w:sz w:val="28"/>
+          <w:szCs w:val="28"/>
+        </w:rPr>
+      </w:pPr>
+      <w:r>
+        <w:rPr>
+          <w:rFonts w:ascii="Times New Roman" w:hAnsi="Times New Roman" w:cs="Times New Roman"/>
+          <w:sz w:val="28"/>
+          <w:szCs w:val="28"/>
+        </w:rPr>
+        <w:t xml:space="preserve"> 4. What is your favourite flower?</w:t>
+      </w:r>
+    </w:p>
+    <w:p>
+      <w:pPr>
+        <w:spacing w:after="0" w:line="240" w:lineRule="auto"/>
+        <w:rPr>
+          <w:rFonts w:ascii="Times New Roman" w:hAnsi="Times New Roman" w:cs="Times New Roman"/>
+          <w:sz w:val="28"/>
+          <w:szCs w:val="28"/>
+        </w:rPr>
+      </w:pPr>
+      <w:r>
+        <w:rPr>
+          <w:rFonts w:ascii="Times New Roman" w:hAnsi="Times New Roman" w:cs="Times New Roman"/>
+          <w:sz w:val="28"/>
+          <w:szCs w:val="28"/>
+        </w:rPr>
+        <w:t xml:space="preserve"> 5. How many days in a week?</w:t>
+      </w:r>
+    </w:p>
+    <w:p>
+      <w:pPr>
+        <w:spacing w:after="0" w:line="240" w:lineRule="auto"/>
+        <w:rPr>
+          <w:rFonts w:ascii="Times New Roman" w:hAnsi="Times New Roman" w:cs="Times New Roman"/>
+          <w:sz w:val="28"/>
+          <w:szCs w:val="28"/>
+        </w:rPr>
+      </w:pPr>
+      <w:r>
+        <w:rPr>
+          <w:rFonts w:ascii="Times New Roman" w:hAnsi="Times New Roman" w:cs="Times New Roman"/>
+          <w:sz w:val="28"/>
+          <w:szCs w:val="28"/>
+        </w:rPr>
+        <w:t xml:space="preserve"> 6. How many month in a year?</w:t>
+      </w:r>
+    </w:p>
+    <w:p>
+      <w:pPr>
+        <w:spacing w:after="0" w:line="240" w:lineRule="auto"/>
+        <w:rPr>
+          <w:rFonts w:ascii="Times New Roman" w:hAnsi="Times New Roman" w:cs="Times New Roman"/>
+          <w:sz w:val="28"/>
+          <w:szCs w:val="28"/>
+        </w:rPr>
+      </w:pPr>
+      <w:r>
+        <w:rPr>
+          <w:rFonts w:ascii="Times New Roman" w:hAnsi="Times New Roman" w:cs="Times New Roman"/>
+          <w:sz w:val="28"/>
+          <w:szCs w:val="28"/>
+        </w:rPr>
+        <w:t xml:space="preserve"> 7. What is the colour of sun?</w:t>
+      </w:r>
+    </w:p>
+    <w:p>
+      <w:pPr>
+        <w:spacing w:after="0" w:line="240" w:lineRule="auto"/>
+        <w:rPr>
+          <w:rFonts w:ascii="Times New Roman" w:hAnsi="Times New Roman" w:cs="Times New Roman"/>
+          <w:sz w:val="28"/>
+          <w:szCs w:val="28"/>
+        </w:rPr>
+      </w:pPr>
+      <w:r>
+        <w:rPr>
+          <w:rFonts w:ascii="Times New Roman" w:hAnsi="Times New Roman" w:cs="Times New Roman"/>
+          <w:sz w:val="28"/>
+          <w:szCs w:val="28"/>
+        </w:rPr>
+        <w:t xml:space="preserve"> 8. Name any 3 water animals?</w:t>
+      </w:r>
+    </w:p>
+    <w:p>
+      <w:pPr>
+        <w:spacing w:after="0" w:line="240" w:lineRule="auto"/>
+        <w:rPr>
+          <w:rFonts w:ascii="Times New Roman" w:hAnsi="Times New Roman" w:cs="Times New Roman"/>
+          <w:sz w:val="28"/>
+          <w:szCs w:val="28"/>
+        </w:rPr>
+      </w:pPr>
+      <w:r>
+        <w:rPr>
+          <w:rFonts w:ascii="Times New Roman" w:hAnsi="Times New Roman" w:cs="Times New Roman"/>
+          <w:sz w:val="28"/>
+          <w:szCs w:val="28"/>
+        </w:rPr>
+        <w:t xml:space="preserve"> 9. Name any 3 birds?</w:t>
+      </w:r>
+    </w:p>
+    <w:p>
+      <w:pPr>
+        <w:spacing w:after="0" w:line="240" w:lineRule="auto"/>
+        <w:rPr>
+          <w:rFonts w:ascii="Times New Roman" w:hAnsi="Times New Roman" w:cs="Times New Roman"/>
+          <w:sz w:val="28"/>
+          <w:szCs w:val="28"/>
+        </w:rPr>
+      </w:pPr>
+      <w:r>
+        <w:rPr>
+          <w:rFonts w:ascii="Times New Roman" w:hAnsi="Times New Roman" w:cs="Times New Roman"/>
+          <w:sz w:val="28"/>
+          <w:szCs w:val="28"/>
+        </w:rPr>
+        <w:t xml:space="preserve"> 10. What is the name of your principle?</w:t>
+      </w:r>
+    </w:p>
+    <w:p>
+      <w:pPr>
+        <w:spacing w:after="0" w:line="240" w:lineRule="auto"/>
+        <w:rPr>
+          <w:rFonts w:ascii="Times New Roman" w:hAnsi="Times New Roman" w:cs="Times New Roman"/>
+          <w:sz w:val="28"/>
+          <w:szCs w:val="28"/>
+        </w:rPr>
+      </w:pPr>
+      <w:r>
+        <w:rPr>
+          <w:rFonts w:ascii="Times New Roman" w:hAnsi="Times New Roman" w:cs="Times New Roman"/>
+          <w:sz w:val="28"/>
+          <w:szCs w:val="28"/>
+        </w:rPr>
+        <w:t xml:space="preserve"> 11. How many sense organs do we have?</w:t>
+      </w:r>
+    </w:p>
+    <w:p>
+      <w:pPr>
+        <w:spacing w:after="0" w:line="240" w:lineRule="auto"/>
+        <w:rPr>
+          <w:rFonts w:ascii="Times New Roman" w:hAnsi="Times New Roman" w:cs="Times New Roman"/>
+          <w:sz w:val="28"/>
+          <w:szCs w:val="28"/>
+        </w:rPr>
+      </w:pPr>
+      <w:r>
+        <w:rPr>
+          <w:rFonts w:ascii="Times New Roman" w:hAnsi="Times New Roman" w:cs="Times New Roman"/>
+          <w:sz w:val="28"/>
+          <w:szCs w:val="28"/>
+        </w:rPr>
+        <w:t xml:space="preserve"> 12. How many brother and sister do you have?</w:t>
+      </w:r>
+    </w:p>
+    <w:p>
+      <w:pPr>
+        <w:spacing w:after="0" w:line="240" w:lineRule="auto"/>
+        <w:rPr>
+          <w:rFonts w:ascii="Times New Roman" w:hAnsi="Times New Roman" w:cs="Times New Roman"/>
+          <w:sz w:val="28"/>
+          <w:szCs w:val="28"/>
+        </w:rPr>
+      </w:pPr>
+    </w:p>
+    <w:p>
+      <w:pPr>
+        <w:spacing w:after="0" w:line="240" w:lineRule="auto"/>
+        <w:rPr>
+          <w:rFonts w:ascii="Times New Roman" w:hAnsi="Times New Roman" w:cs="Times New Roman"/>
+          <w:b/>
+          <w:bCs/>
+          <w:sz w:val="28"/>
+          <w:szCs w:val="28"/>
+        </w:rPr>
+      </w:pPr>
+      <w:r>
+        <w:rPr>
+          <w:rFonts w:ascii="Times New Roman" w:hAnsi="Times New Roman" w:cs="Times New Roman"/>
+          <w:noProof/>
+          <w:sz w:val="28"/>
+          <w:szCs w:val="28"/>
+          <w:lang w:val="en-US" w:bidi="ne-NP"/>
+        </w:rPr>
+        <mc:AlternateContent>
+          <mc:Choice Requires="wps">
+            <w:drawing>
+              <wp:anchor distT="0" distB="0" distL="114300" distR="114300" simplePos="0" relativeHeight="251665408" behindDoc="0" locked="0" layoutInCell="1" allowOverlap="1" wp14:anchorId="1A7B8F24" wp14:editId="7EF8C954">
+                <wp:simplePos x="0" y="0"/>
+                <wp:positionH relativeFrom="margin">
+                  <wp:posOffset>4305300</wp:posOffset>
+                </wp:positionH>
+                <wp:positionV relativeFrom="paragraph">
+                  <wp:posOffset>252731</wp:posOffset>
+                </wp:positionV>
+                <wp:extent cx="2319655" cy="1695450"/>
+                <wp:effectExtent l="0" t="0" r="23495" b="19050"/>
                 <wp:wrapNone/>
                 <wp:docPr id="4" name="Rectangle 4"/>
                 <wp:cNvGraphicFramePr/>
@@ -351,13 +1034,13 @@
                       <wps:spPr>
                         <a:xfrm>
                           <a:off x="0" y="0"/>
-                          <a:ext cx="1862667" cy="1397000"/>
+                          <a:ext cx="2319655" cy="1695450"/>
                         </a:xfrm>
                         <a:prstGeom prst="rect">
                           <a:avLst/>
                         </a:prstGeom>
                         <a:blipFill dpi="0" rotWithShape="1">
-                          <a:blip r:embed="rId4">
+                          <a:blip r:embed="rId6" cstate="print">
                             <a:extLst>
                               <a:ext uri="{28A0092B-C50C-407E-A947-70E740481C1C}">
                                 <a14:useLocalDpi xmlns:a14="http://schemas.microsoft.com/office/drawing/2010/main" val="0"/>
@@ -395,12 +1078,18 @@
                     </wps:wsp>
                   </a:graphicData>
                 </a:graphic>
+                <wp14:sizeRelH relativeFrom="margin">
+                  <wp14:pctWidth>0</wp14:pctWidth>
+                </wp14:sizeRelH>
+                <wp14:sizeRelV relativeFrom="margin">
+                  <wp14:pctHeight>0</wp14:pctHeight>
+                </wp14:sizeRelV>
               </wp:anchor>
             </w:drawing>
           </mc:Choice>
           <mc:Fallback>
             <w:pict>
-              <v:rect w14:anchorId="6C9808C9" id="Rectangle 4" o:spid="_x0000_s1026" style="position:absolute;margin-left:95.45pt;margin-top:.6pt;width:146.65pt;height:110pt;z-index:251665408;visibility:visible;mso-wrap-style:square;mso-wrap-distance-left:9pt;mso-wrap-distance-top:0;mso-wrap-distance-right:9pt;mso-wrap-distance-bottom:0;mso-position-horizontal:right;mso-position-horizontal-relative:margin;mso-position-vertical:absolute;mso-position-vertical-relative:text;v-text-anchor:middle" o:gfxdata="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" strokecolor="#1f4d78 [1604]" strokeweight="1pt">
+              <v:rect w14:anchorId="132015EF" id="Rectangle 4" o:spid="_x0000_s1026" style="position:absolute;margin-left:339pt;margin-top:19.9pt;width:182.65pt;height:133.5pt;z-index:251665408;visibility:visible;mso-wrap-style:square;mso-width-percent:0;mso-height-percent:0;mso-wrap-distance-left:9pt;mso-wrap-distance-top:0;mso-wrap-distance-right:9pt;mso-wrap-distance-bottom:0;mso-position-horizontal:absolute;mso-position-horizontal-relative:margin;mso-position-vertical:absolute;mso-position-vertical-relative:text;mso-width-percent:0;mso-height-percent:0;mso-width-relative:margin;mso-height-relative:margin;v-text-anchor:middle" o:gfxdata="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" strokecolor="#1f4d78 [1604]" strokeweight="1pt">
                 <v:fill recolor="t" rotate="t" type="frame"/>
                 <w10:wrap anchorx="margin"/>
               </v:rect>
@@ -412,23 +1101,23 @@
         <w:rPr>
           <w:rFonts w:ascii="Times New Roman" w:hAnsi="Times New Roman" w:cs="Times New Roman"/>
           <w:noProof/>
-          <w:sz w:val="24"/>
-          <w:szCs w:val="24"/>
+          <w:sz w:val="28"/>
+          <w:szCs w:val="28"/>
           <w:lang w:val="en-US" w:bidi="ne-NP"/>
         </w:rPr>
         <mc:AlternateContent>
           <mc:Choice Requires="wps">
             <w:drawing>
-              <wp:anchor distT="0" distB="0" distL="114300" distR="114300" simplePos="0" relativeHeight="251659264" behindDoc="0" locked="0" layoutInCell="1" allowOverlap="1">
+              <wp:anchor distT="0" distB="0" distL="114300" distR="114300" simplePos="0" relativeHeight="251659264" behindDoc="0" locked="0" layoutInCell="1" allowOverlap="1" wp14:anchorId="5639C87B" wp14:editId="6D566ABD">
                 <wp:simplePos x="0" y="0"/>
                 <wp:positionH relativeFrom="column">
-                  <wp:posOffset>100965</wp:posOffset>
+                  <wp:posOffset>104775</wp:posOffset>
                 </wp:positionH>
                 <wp:positionV relativeFrom="paragraph">
-                  <wp:posOffset>7620</wp:posOffset>
+                  <wp:posOffset>300355</wp:posOffset>
                 </wp:positionV>
-                <wp:extent cx="1862667" cy="1397000"/>
-                <wp:effectExtent l="0" t="0" r="23495" b="12700"/>
+                <wp:extent cx="2228850" cy="1695450"/>
+                <wp:effectExtent l="0" t="0" r="19050" b="19050"/>
                 <wp:wrapNone/>
                 <wp:docPr id="1" name="Rectangle 1"/>
                 <wp:cNvGraphicFramePr/>
@@ -439,13 +1128,13 @@
                       <wps:spPr>
                         <a:xfrm>
                           <a:off x="0" y="0"/>
-                          <a:ext cx="1862667" cy="1397000"/>
+                          <a:ext cx="2228850" cy="1695450"/>
                         </a:xfrm>
                         <a:prstGeom prst="rect">
                           <a:avLst/>
                         </a:prstGeom>
                         <a:blipFill dpi="0" rotWithShape="1">
-                          <a:blip r:embed="rId5">
+                          <a:blip r:embed="rId7" cstate="print">
                             <a:extLst>
                               <a:ext uri="{28A0092B-C50C-407E-A947-70E740481C1C}">
                                 <a14:useLocalDpi xmlns:a14="http://schemas.microsoft.com/office/drawing/2010/main" val="0"/>
@@ -483,162 +1172,18 @@
                     </wps:wsp>
                   </a:graphicData>
                 </a:graphic>
+                <wp14:sizeRelH relativeFrom="margin">
+                  <wp14:pctWidth>0</wp14:pctWidth>
+                </wp14:sizeRelH>
+                <wp14:sizeRelV relativeFrom="margin">
+                  <wp14:pctHeight>0</wp14:pctHeight>
+                </wp14:sizeRelV>
               </wp:anchor>
             </w:drawing>
           </mc:Choice>
           <mc:Fallback>
             <w:pict>
-              <v:rect w14:anchorId="2990C768" id="Rectangle 1" o:spid="_x0000_s1026" style="position:absolute;margin-left:7.95pt;margin-top:.6pt;width:146.65pt;height:110pt;z-index:251659264;visibility:visible;mso-wrap-style:square;mso-wrap-distance-left:9pt;mso-wrap-distance-top:0;mso-wrap-distance-right:9pt;mso-wrap-distance-bottom:0;mso-position-horizontal:absolute;mso-position-horizontal-relative:text;mso-position-vertical:absolute;mso-position-vertical-relative:text;v-text-anchor:middle" o:gfxdata="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" strokecolor="#1f4d78 [1604]" strokeweight="1pt">
-                <v:fill r:id="rId6" o:title="" recolor="t" rotate="t" type="frame"/>
-              </v:rect>
-            </w:pict>
-          </mc:Fallback>
-        </mc:AlternateContent>
-      </w:r>
-    </w:p>
-    <w:p>
-      <w:pPr>
-        <w:rPr>
-          <w:rFonts w:ascii="Times New Roman" w:hAnsi="Times New Roman" w:cs="Times New Roman"/>
-          <w:sz w:val="24"/>
-          <w:szCs w:val="24"/>
-        </w:rPr>
-      </w:pPr>
-    </w:p>
-    <w:p>
-      <w:pPr>
-        <w:rPr>
-          <w:rFonts w:ascii="Times New Roman" w:hAnsi="Times New Roman" w:cs="Times New Roman"/>
-          <w:sz w:val="24"/>
-          <w:szCs w:val="24"/>
-        </w:rPr>
-      </w:pPr>
-    </w:p>
-    <w:p>
-      <w:pPr>
-        <w:rPr>
-          <w:rFonts w:ascii="Times New Roman" w:hAnsi="Times New Roman" w:cs="Times New Roman"/>
-          <w:sz w:val="24"/>
-          <w:szCs w:val="24"/>
-        </w:rPr>
-      </w:pPr>
-    </w:p>
-    <w:p>
-      <w:pPr>
-        <w:rPr>
-          <w:rFonts w:ascii="Times New Roman" w:hAnsi="Times New Roman" w:cs="Times New Roman"/>
-          <w:sz w:val="24"/>
-          <w:szCs w:val="24"/>
-        </w:rPr>
-      </w:pPr>
-    </w:p>
-    <w:p>
-      <w:pPr>
-        <w:rPr>
-          <w:rFonts w:ascii="Times New Roman" w:hAnsi="Times New Roman" w:cs="Times New Roman"/>
-          <w:sz w:val="24"/>
-          <w:szCs w:val="24"/>
-        </w:rPr>
-      </w:pPr>
-    </w:p>
-    <w:p>
-      <w:pPr>
-        <w:rPr>
-          <w:rFonts w:ascii="Times New Roman" w:hAnsi="Times New Roman" w:cs="Times New Roman"/>
-          <w:sz w:val="24"/>
-          <w:szCs w:val="24"/>
-        </w:rPr>
-      </w:pPr>
-    </w:p>
-    <w:p>
-      <w:pPr>
-        <w:rPr>
-          <w:rFonts w:ascii="Times New Roman" w:hAnsi="Times New Roman" w:cs="Times New Roman"/>
-          <w:sz w:val="24"/>
-          <w:szCs w:val="24"/>
-        </w:rPr>
-      </w:pPr>
-      <w:r>
-        <w:rPr>
-          <w:rFonts w:ascii="Times New Roman" w:hAnsi="Times New Roman" w:cs="Times New Roman"/>
-          <w:noProof/>
-          <w:sz w:val="24"/>
-          <w:szCs w:val="24"/>
-          <w:lang w:val="en-US" w:bidi="ne-NP"/>
-        </w:rPr>
-        <mc:AlternateContent>
-          <mc:Choice Requires="wps">
-            <w:drawing>
-              <wp:anchor distT="0" distB="0" distL="114300" distR="114300" simplePos="0" relativeHeight="251661312" behindDoc="0" locked="0" layoutInCell="1" allowOverlap="1" wp14:anchorId="2B276EC6" wp14:editId="22D167FD">
-                <wp:simplePos x="0" y="0"/>
-                <wp:positionH relativeFrom="column">
-                  <wp:posOffset>41487</wp:posOffset>
-                </wp:positionH>
-                <wp:positionV relativeFrom="paragraph">
-                  <wp:posOffset>165311</wp:posOffset>
-                </wp:positionV>
-                <wp:extent cx="1862455" cy="1397000"/>
-                <wp:effectExtent l="0" t="0" r="23495" b="12700"/>
-                <wp:wrapNone/>
-                <wp:docPr id="2" name="Rectangle 2"/>
-                <wp:cNvGraphicFramePr/>
-                <a:graphic xmlns:a="http://schemas.openxmlformats.org/drawingml/2006/main">
-                  <a:graphicData uri="http://schemas.microsoft.com/office/word/2010/wordprocessingShape">
-                    <wps:wsp>
-                      <wps:cNvSpPr/>
-                      <wps:spPr>
-                        <a:xfrm>
-                          <a:off x="0" y="0"/>
-                          <a:ext cx="1862455" cy="1397000"/>
-                        </a:xfrm>
-                        <a:prstGeom prst="rect">
-                          <a:avLst/>
-                        </a:prstGeom>
-                        <a:blipFill dpi="0" rotWithShape="1">
-                          <a:blip r:embed="rId7">
-                            <a:extLst>
-                              <a:ext uri="{28A0092B-C50C-407E-A947-70E740481C1C}">
-                                <a14:useLocalDpi xmlns:a14="http://schemas.microsoft.com/office/drawing/2010/main" val="0"/>
-                              </a:ext>
-                            </a:extLst>
-                          </a:blip>
-                          <a:srcRect/>
-                          <a:stretch>
-                            <a:fillRect/>
-                          </a:stretch>
-                        </a:blipFill>
-                      </wps:spPr>
-                      <wps:style>
-                        <a:lnRef idx="2">
-                          <a:schemeClr val="accent1">
-                            <a:shade val="50000"/>
-                          </a:schemeClr>
-                        </a:lnRef>
-                        <a:fillRef idx="1">
-                          <a:schemeClr val="accent1"/>
-                        </a:fillRef>
-                        <a:effectRef idx="0">
-                          <a:schemeClr val="accent1"/>
-                        </a:effectRef>
-                        <a:fontRef idx="minor">
-                          <a:schemeClr val="lt1"/>
-                        </a:fontRef>
-                      </wps:style>
-                      <wps:bodyPr rot="0" spcFirstLastPara="0" vertOverflow="overflow" horzOverflow="overflow" vert="horz" wrap="square" lIns="91440" tIns="45720" rIns="91440" bIns="45720" numCol="1" spcCol="0" rtlCol="0" fromWordArt="0" anchor="ctr" anchorCtr="0" forceAA="0" compatLnSpc="1">
-                        <a:prstTxWarp prst="textNoShape">
-                          <a:avLst/>
-                        </a:prstTxWarp>
-                        <a:noAutofit/>
-                      </wps:bodyPr>
-                    </wps:wsp>
-                  </a:graphicData>
-                </a:graphic>
-              </wp:anchor>
-            </w:drawing>
-          </mc:Choice>
-          <mc:Fallback>
-            <w:pict>
-              <v:rect w14:anchorId="179038F7" id="Rectangle 2" o:spid="_x0000_s1026" style="position:absolute;margin-left:3.25pt;margin-top:13pt;width:146.65pt;height:110pt;z-index:251661312;visibility:visible;mso-wrap-style:square;mso-wrap-distance-left:9pt;mso-wrap-distance-top:0;mso-wrap-distance-right:9pt;mso-wrap-distance-bottom:0;mso-position-horizontal:absolute;mso-position-horizontal-relative:text;mso-position-vertical:absolute;mso-position-vertical-relative:text;v-text-anchor:middle" o:gfxdata="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" strokecolor="#1f4d78 [1604]" strokeweight="1pt">
+              <v:rect w14:anchorId="7CCACA64" id="Rectangle 1" o:spid="_x0000_s1026" style="position:absolute;margin-left:8.25pt;margin-top:23.65pt;width:175.5pt;height:133.5pt;z-index:251659264;visibility:visible;mso-wrap-style:square;mso-width-percent:0;mso-height-percent:0;mso-wrap-distance-left:9pt;mso-wrap-distance-top:0;mso-wrap-distance-right:9pt;mso-wrap-distance-bottom:0;mso-position-horizontal:absolute;mso-position-horizontal-relative:text;mso-position-vertical:absolute;mso-position-vertical-relative:text;mso-width-percent:0;mso-height-percent:0;mso-width-relative:margin;mso-height-relative:margin;v-text-anchor:middle" o:gfxdata="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" strokecolor="#1f4d78 [1604]" strokeweight="1pt">
                 <v:fill r:id="rId8" o:title="" recolor="t" rotate="t" type="frame"/>
               </v:rect>
             </w:pict>
@@ -648,24 +1193,254 @@
       <w:r>
         <w:rPr>
           <w:rFonts w:ascii="Times New Roman" w:hAnsi="Times New Roman" w:cs="Times New Roman"/>
+          <w:b/>
+          <w:bCs/>
+          <w:sz w:val="28"/>
+          <w:szCs w:val="28"/>
+        </w:rPr>
+        <w:t>(b) Name the given pictures</w:t>
+      </w:r>
+      <w:r>
+        <w:rPr>
+          <w:rFonts w:ascii="Times New Roman" w:hAnsi="Times New Roman" w:cs="Times New Roman"/>
+          <w:b/>
+          <w:bCs/>
+          <w:sz w:val="28"/>
+          <w:szCs w:val="28"/>
+        </w:rPr>
+        <w:t>.</w:t>
+      </w:r>
+      <w:r>
+        <w:rPr>
+          <w:rFonts w:ascii="Times New Roman" w:hAnsi="Times New Roman" w:cs="Times New Roman"/>
+          <w:b/>
+          <w:bCs/>
+          <w:sz w:val="28"/>
+          <w:szCs w:val="28"/>
+        </w:rPr>
+        <w:tab/>
+      </w:r>
+      <w:r>
+        <w:rPr>
+          <w:rFonts w:ascii="Times New Roman" w:hAnsi="Times New Roman" w:cs="Times New Roman"/>
+          <w:b/>
+          <w:bCs/>
+          <w:sz w:val="28"/>
+          <w:szCs w:val="28"/>
+        </w:rPr>
+        <w:tab/>
+      </w:r>
+      <w:r>
+        <w:rPr>
+          <w:rFonts w:ascii="Times New Roman" w:hAnsi="Times New Roman" w:cs="Times New Roman"/>
+          <w:b/>
+          <w:bCs/>
+          <w:sz w:val="28"/>
+          <w:szCs w:val="28"/>
+        </w:rPr>
+        <w:tab/>
+      </w:r>
+      <w:r>
+        <w:rPr>
+          <w:rFonts w:ascii="Times New Roman" w:hAnsi="Times New Roman" w:cs="Times New Roman"/>
+          <w:b/>
+          <w:bCs/>
+          <w:sz w:val="28"/>
+          <w:szCs w:val="28"/>
+        </w:rPr>
+        <w:tab/>
+      </w:r>
+      <w:r>
+        <w:rPr>
+          <w:rFonts w:ascii="Times New Roman" w:hAnsi="Times New Roman" w:cs="Times New Roman"/>
+          <w:b/>
+          <w:bCs/>
+          <w:sz w:val="28"/>
+          <w:szCs w:val="28"/>
+        </w:rPr>
+        <w:tab/>
+      </w:r>
+      <w:r>
+        <w:rPr>
+          <w:rFonts w:ascii="Times New Roman" w:hAnsi="Times New Roman" w:cs="Times New Roman"/>
+          <w:b/>
+          <w:bCs/>
+          <w:sz w:val="28"/>
+          <w:szCs w:val="28"/>
+        </w:rPr>
+        <w:tab/>
+      </w:r>
+      <w:r>
+        <w:rPr>
+          <w:rFonts w:ascii="Times New Roman" w:hAnsi="Times New Roman" w:cs="Times New Roman"/>
+          <w:b/>
+          <w:bCs/>
+          <w:sz w:val="28"/>
+          <w:szCs w:val="28"/>
+        </w:rPr>
+        <w:tab/>
+      </w:r>
+      <w:r>
+        <w:rPr>
+          <w:rFonts w:ascii="Times New Roman" w:hAnsi="Times New Roman" w:cs="Times New Roman"/>
+          <w:b/>
+          <w:bCs/>
+          <w:sz w:val="28"/>
+          <w:szCs w:val="28"/>
+        </w:rPr>
+        <w:tab/>
+      </w:r>
+      <w:r>
+        <w:rPr>
+          <w:rFonts w:ascii="Times New Roman" w:hAnsi="Times New Roman" w:cs="Times New Roman"/>
+          <w:b/>
+          <w:bCs/>
+          <w:sz w:val="28"/>
+          <w:szCs w:val="28"/>
+        </w:rPr>
+        <w:tab/>
+      </w:r>
+      <w:r>
+        <w:rPr>
+          <w:rFonts w:ascii="Times New Roman" w:hAnsi="Times New Roman" w:cs="Times New Roman"/>
+          <w:b/>
+          <w:bCs/>
+          <w:sz w:val="28"/>
+          <w:szCs w:val="28"/>
+        </w:rPr>
+        <w:tab/>
+      </w:r>
+      <w:r>
+        <w:rPr>
+          <w:rFonts w:ascii="Times New Roman" w:hAnsi="Times New Roman" w:cs="Times New Roman"/>
+          <w:b/>
+          <w:bCs/>
+          <w:sz w:val="28"/>
+          <w:szCs w:val="28"/>
+        </w:rPr>
+        <w:t>[8]</w:t>
+      </w:r>
+    </w:p>
+    <w:p>
+      <w:pPr>
+        <w:spacing w:after="0" w:line="240" w:lineRule="auto"/>
+        <w:rPr>
+          <w:rFonts w:ascii="Times New Roman" w:hAnsi="Times New Roman" w:cs="Times New Roman"/>
+          <w:sz w:val="28"/>
+          <w:szCs w:val="28"/>
+        </w:rPr>
+      </w:pPr>
+    </w:p>
+    <w:p>
+      <w:pPr>
+        <w:spacing w:after="0" w:line="240" w:lineRule="auto"/>
+        <w:rPr>
+          <w:rFonts w:ascii="Times New Roman" w:hAnsi="Times New Roman" w:cs="Times New Roman"/>
+          <w:sz w:val="28"/>
+          <w:szCs w:val="28"/>
+        </w:rPr>
+      </w:pPr>
+    </w:p>
+    <w:p>
+      <w:pPr>
+        <w:spacing w:after="0" w:line="240" w:lineRule="auto"/>
+        <w:rPr>
+          <w:rFonts w:ascii="Times New Roman" w:hAnsi="Times New Roman" w:cs="Times New Roman"/>
+          <w:sz w:val="28"/>
+          <w:szCs w:val="28"/>
+        </w:rPr>
+      </w:pPr>
+    </w:p>
+    <w:p>
+      <w:pPr>
+        <w:spacing w:after="0" w:line="240" w:lineRule="auto"/>
+        <w:rPr>
+          <w:rFonts w:ascii="Times New Roman" w:hAnsi="Times New Roman" w:cs="Times New Roman"/>
+          <w:sz w:val="28"/>
+          <w:szCs w:val="28"/>
+        </w:rPr>
+      </w:pPr>
+    </w:p>
+    <w:p>
+      <w:pPr>
+        <w:spacing w:after="0" w:line="240" w:lineRule="auto"/>
+        <w:rPr>
+          <w:rFonts w:ascii="Times New Roman" w:hAnsi="Times New Roman" w:cs="Times New Roman"/>
+          <w:sz w:val="28"/>
+          <w:szCs w:val="28"/>
+        </w:rPr>
+      </w:pPr>
+    </w:p>
+    <w:p>
+      <w:pPr>
+        <w:spacing w:after="0" w:line="240" w:lineRule="auto"/>
+        <w:rPr>
+          <w:rFonts w:ascii="Times New Roman" w:hAnsi="Times New Roman" w:cs="Times New Roman"/>
+          <w:sz w:val="28"/>
+          <w:szCs w:val="28"/>
+        </w:rPr>
+      </w:pPr>
+    </w:p>
+    <w:p>
+      <w:pPr>
+        <w:spacing w:after="0" w:line="240" w:lineRule="auto"/>
+        <w:rPr>
+          <w:rFonts w:ascii="Times New Roman" w:hAnsi="Times New Roman" w:cs="Times New Roman"/>
+          <w:sz w:val="28"/>
+          <w:szCs w:val="28"/>
+        </w:rPr>
+      </w:pPr>
+    </w:p>
+    <w:p>
+      <w:pPr>
+        <w:spacing w:after="0" w:line="240" w:lineRule="auto"/>
+        <w:rPr>
+          <w:rFonts w:ascii="Times New Roman" w:hAnsi="Times New Roman" w:cs="Times New Roman"/>
+          <w:sz w:val="28"/>
+          <w:szCs w:val="28"/>
+        </w:rPr>
+      </w:pPr>
+    </w:p>
+    <w:p>
+      <w:pPr>
+        <w:spacing w:after="0" w:line="240" w:lineRule="auto"/>
+        <w:rPr>
+          <w:rFonts w:ascii="Times New Roman" w:hAnsi="Times New Roman" w:cs="Times New Roman"/>
+          <w:sz w:val="28"/>
+          <w:szCs w:val="28"/>
+        </w:rPr>
+      </w:pPr>
+    </w:p>
+    <w:p>
+      <w:pPr>
+        <w:spacing w:after="0" w:line="240" w:lineRule="auto"/>
+        <w:rPr>
+          <w:rFonts w:ascii="Times New Roman" w:hAnsi="Times New Roman" w:cs="Times New Roman"/>
+          <w:sz w:val="28"/>
+          <w:szCs w:val="28"/>
+        </w:rPr>
+      </w:pPr>
+      <w:r>
+        <w:rPr>
+          <w:rFonts w:ascii="Times New Roman" w:hAnsi="Times New Roman" w:cs="Times New Roman"/>
           <w:noProof/>
-          <w:sz w:val="24"/>
-          <w:szCs w:val="24"/>
+          <w:sz w:val="28"/>
+          <w:szCs w:val="28"/>
           <w:lang w:val="en-US" w:bidi="ne-NP"/>
         </w:rPr>
         <mc:AlternateContent>
           <mc:Choice Requires="wps">
             <w:drawing>
-              <wp:anchor distT="0" distB="0" distL="114300" distR="114300" simplePos="0" relativeHeight="251663360" behindDoc="0" locked="0" layoutInCell="1" allowOverlap="1" wp14:anchorId="2B276EC6" wp14:editId="22D167FD">
+              <wp:anchor distT="0" distB="0" distL="114300" distR="114300" simplePos="0" relativeHeight="251663360" behindDoc="0" locked="0" layoutInCell="1" allowOverlap="1" wp14:anchorId="3BA5E90E" wp14:editId="485BB099">
                 <wp:simplePos x="0" y="0"/>
                 <wp:positionH relativeFrom="margin">
-                  <wp:align>right</wp:align>
+                  <wp:posOffset>4352925</wp:posOffset>
                 </wp:positionH>
                 <wp:positionV relativeFrom="paragraph">
-                  <wp:posOffset>29845</wp:posOffset>
+                  <wp:posOffset>161290</wp:posOffset>
                 </wp:positionV>
-                <wp:extent cx="1862667" cy="1397000"/>
-                <wp:effectExtent l="0" t="0" r="23495" b="12700"/>
+                <wp:extent cx="2272030" cy="1609725"/>
+                <wp:effectExtent l="0" t="0" r="13970" b="28575"/>
                 <wp:wrapNone/>
                 <wp:docPr id="3" name="Rectangle 3"/>
                 <wp:cNvGraphicFramePr/>
@@ -676,7 +1451,7 @@
                       <wps:spPr>
                         <a:xfrm>
                           <a:off x="0" y="0"/>
-                          <a:ext cx="1862667" cy="1397000"/>
+                          <a:ext cx="2272030" cy="1609725"/>
                         </a:xfrm>
                         <a:prstGeom prst="rect">
                           <a:avLst/>
@@ -720,12 +1495,18 @@
                     </wps:wsp>
                   </a:graphicData>
                 </a:graphic>
+                <wp14:sizeRelH relativeFrom="margin">
+                  <wp14:pctWidth>0</wp14:pctWidth>
+                </wp14:sizeRelH>
+                <wp14:sizeRelV relativeFrom="margin">
+                  <wp14:pctHeight>0</wp14:pctHeight>
+                </wp14:sizeRelV>
               </wp:anchor>
             </w:drawing>
           </mc:Choice>
           <mc:Fallback>
             <w:pict>
-              <v:rect w14:anchorId="7C5D5DBA" id="Rectangle 3" o:spid="_x0000_s1026" style="position:absolute;margin-left:95.45pt;margin-top:2.35pt;width:146.65pt;height:110pt;z-index:251663360;visibility:visible;mso-wrap-style:square;mso-wrap-distance-left:9pt;mso-wrap-distance-top:0;mso-wrap-distance-right:9pt;mso-wrap-distance-bottom:0;mso-position-horizontal:right;mso-position-horizontal-relative:margin;mso-position-vertical:absolute;mso-position-vertical-relative:text;v-text-anchor:middle" o:gfxdata="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" strokecolor="#1f4d78 [1604]" strokeweight="1pt">
+              <v:rect w14:anchorId="0DFB4AAE" id="Rectangle 3" o:spid="_x0000_s1026" style="position:absolute;margin-left:342.75pt;margin-top:12.7pt;width:178.9pt;height:126.75pt;z-index:251663360;visibility:visible;mso-wrap-style:square;mso-width-percent:0;mso-height-percent:0;mso-wrap-distance-left:9pt;mso-wrap-distance-top:0;mso-wrap-distance-right:9pt;mso-wrap-distance-bottom:0;mso-position-horizontal:absolute;mso-position-horizontal-relative:margin;mso-position-vertical:absolute;mso-position-vertical-relative:text;mso-width-percent:0;mso-height-percent:0;mso-width-relative:margin;mso-height-relative:margin;v-text-anchor:middle" o:gfxdata="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" strokecolor="#1f4d78 [1604]" strokeweight="1pt">
                 <v:fill r:id="rId10" o:title="" recolor="t" rotate="t" type="frame"/>
                 <w10:wrap anchorx="margin"/>
               </v:rect>
@@ -733,66 +1514,213 @@
           </mc:Fallback>
         </mc:AlternateContent>
       </w:r>
-    </w:p>
-    <w:p>
-      <w:pPr>
-        <w:rPr>
-          <w:rFonts w:ascii="Times New Roman" w:hAnsi="Times New Roman" w:cs="Times New Roman"/>
-          <w:sz w:val="24"/>
-          <w:szCs w:val="24"/>
-        </w:rPr>
-      </w:pPr>
-    </w:p>
-    <w:p>
-      <w:pPr>
-        <w:rPr>
-          <w:rFonts w:ascii="Times New Roman" w:hAnsi="Times New Roman" w:cs="Times New Roman"/>
-          <w:sz w:val="24"/>
-          <w:szCs w:val="24"/>
-        </w:rPr>
-      </w:pPr>
-    </w:p>
-    <w:p>
-      <w:pPr>
-        <w:rPr>
-          <w:rFonts w:ascii="Times New Roman" w:hAnsi="Times New Roman" w:cs="Times New Roman"/>
-          <w:sz w:val="24"/>
-          <w:szCs w:val="24"/>
-        </w:rPr>
-      </w:pPr>
-    </w:p>
-    <w:p>
-      <w:pPr>
-        <w:rPr>
-          <w:rFonts w:ascii="Times New Roman" w:hAnsi="Times New Roman" w:cs="Times New Roman"/>
-          <w:sz w:val="24"/>
-          <w:szCs w:val="24"/>
-        </w:rPr>
-      </w:pPr>
-    </w:p>
-    <w:p>
-      <w:pPr>
-        <w:rPr>
-          <w:rFonts w:ascii="Times New Roman" w:hAnsi="Times New Roman" w:cs="Times New Roman"/>
-          <w:sz w:val="24"/>
-          <w:szCs w:val="24"/>
-        </w:rPr>
-      </w:pPr>
-      <w:r>
-        <w:rPr>
-          <w:rFonts w:ascii="Times New Roman" w:hAnsi="Times New Roman" w:cs="Times New Roman"/>
-          <w:sz w:val="24"/>
-          <w:szCs w:val="24"/>
-        </w:rPr>
-        <w:lastRenderedPageBreak/>
+      <w:r>
+        <w:rPr>
+          <w:rFonts w:ascii="Times New Roman" w:hAnsi="Times New Roman" w:cs="Times New Roman"/>
+          <w:noProof/>
+          <w:sz w:val="28"/>
+          <w:szCs w:val="28"/>
+          <w:lang w:val="en-US" w:bidi="ne-NP"/>
+        </w:rPr>
+        <mc:AlternateContent>
+          <mc:Choice Requires="wps">
+            <w:drawing>
+              <wp:anchor distT="0" distB="0" distL="114300" distR="114300" simplePos="0" relativeHeight="251661312" behindDoc="0" locked="0" layoutInCell="1" allowOverlap="1" wp14:anchorId="2D879E1D" wp14:editId="2066CEBD">
+                <wp:simplePos x="0" y="0"/>
+                <wp:positionH relativeFrom="column">
+                  <wp:posOffset>104775</wp:posOffset>
+                </wp:positionH>
+                <wp:positionV relativeFrom="paragraph">
+                  <wp:posOffset>161290</wp:posOffset>
+                </wp:positionV>
+                <wp:extent cx="2228850" cy="1609725"/>
+                <wp:effectExtent l="0" t="0" r="19050" b="28575"/>
+                <wp:wrapNone/>
+                <wp:docPr id="2" name="Rectangle 2"/>
+                <wp:cNvGraphicFramePr/>
+                <a:graphic xmlns:a="http://schemas.openxmlformats.org/drawingml/2006/main">
+                  <a:graphicData uri="http://schemas.microsoft.com/office/word/2010/wordprocessingShape">
+                    <wps:wsp>
+                      <wps:cNvSpPr/>
+                      <wps:spPr>
+                        <a:xfrm>
+                          <a:off x="0" y="0"/>
+                          <a:ext cx="2228850" cy="1609725"/>
+                        </a:xfrm>
+                        <a:prstGeom prst="rect">
+                          <a:avLst/>
+                        </a:prstGeom>
+                        <a:blipFill dpi="0" rotWithShape="1">
+                          <a:blip r:embed="rId11" cstate="print">
+                            <a:extLst>
+                              <a:ext uri="{28A0092B-C50C-407E-A947-70E740481C1C}">
+                                <a14:useLocalDpi xmlns:a14="http://schemas.microsoft.com/office/drawing/2010/main" val="0"/>
+                              </a:ext>
+                            </a:extLst>
+                          </a:blip>
+                          <a:srcRect/>
+                          <a:stretch>
+                            <a:fillRect/>
+                          </a:stretch>
+                        </a:blipFill>
+                      </wps:spPr>
+                      <wps:style>
+                        <a:lnRef idx="2">
+                          <a:schemeClr val="accent1">
+                            <a:shade val="50000"/>
+                          </a:schemeClr>
+                        </a:lnRef>
+                        <a:fillRef idx="1">
+                          <a:schemeClr val="accent1"/>
+                        </a:fillRef>
+                        <a:effectRef idx="0">
+                          <a:schemeClr val="accent1"/>
+                        </a:effectRef>
+                        <a:fontRef idx="minor">
+                          <a:schemeClr val="lt1"/>
+                        </a:fontRef>
+                      </wps:style>
+                      <wps:bodyPr rot="0" spcFirstLastPara="0" vertOverflow="overflow" horzOverflow="overflow" vert="horz" wrap="square" lIns="91440" tIns="45720" rIns="91440" bIns="45720" numCol="1" spcCol="0" rtlCol="0" fromWordArt="0" anchor="ctr" anchorCtr="0" forceAA="0" compatLnSpc="1">
+                        <a:prstTxWarp prst="textNoShape">
+                          <a:avLst/>
+                        </a:prstTxWarp>
+                        <a:noAutofit/>
+                      </wps:bodyPr>
+                    </wps:wsp>
+                  </a:graphicData>
+                </a:graphic>
+                <wp14:sizeRelH relativeFrom="margin">
+                  <wp14:pctWidth>0</wp14:pctWidth>
+                </wp14:sizeRelH>
+                <wp14:sizeRelV relativeFrom="margin">
+                  <wp14:pctHeight>0</wp14:pctHeight>
+                </wp14:sizeRelV>
+              </wp:anchor>
+            </w:drawing>
+          </mc:Choice>
+          <mc:Fallback>
+            <w:pict>
+              <v:rect w14:anchorId="5C1D5378" id="Rectangle 2" o:spid="_x0000_s1026" style="position:absolute;margin-left:8.25pt;margin-top:12.7pt;width:175.5pt;height:126.75pt;z-index:251661312;visibility:visible;mso-wrap-style:square;mso-width-percent:0;mso-height-percent:0;mso-wrap-distance-left:9pt;mso-wrap-distance-top:0;mso-wrap-distance-right:9pt;mso-wrap-distance-bottom:0;mso-position-horizontal:absolute;mso-position-horizontal-relative:text;mso-position-vertical:absolute;mso-position-vertical-relative:text;mso-width-percent:0;mso-height-percent:0;mso-width-relative:margin;mso-height-relative:margin;v-text-anchor:middle" o:gfxdata="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" strokecolor="#1f4d78 [1604]" strokeweight="1pt">
+                <v:fill r:id="rId12" o:title="" recolor="t" rotate="t" type="frame"/>
+              </v:rect>
+            </w:pict>
+          </mc:Fallback>
+        </mc:AlternateContent>
+      </w:r>
+    </w:p>
+    <w:p>
+      <w:pPr>
+        <w:spacing w:after="0" w:line="240" w:lineRule="auto"/>
+        <w:rPr>
+          <w:rFonts w:ascii="Times New Roman" w:hAnsi="Times New Roman" w:cs="Times New Roman"/>
+          <w:sz w:val="28"/>
+          <w:szCs w:val="28"/>
+        </w:rPr>
+      </w:pPr>
+    </w:p>
+    <w:p>
+      <w:pPr>
+        <w:spacing w:after="0" w:line="240" w:lineRule="auto"/>
+        <w:rPr>
+          <w:rFonts w:ascii="Times New Roman" w:hAnsi="Times New Roman" w:cs="Times New Roman"/>
+          <w:sz w:val="28"/>
+          <w:szCs w:val="28"/>
+        </w:rPr>
+      </w:pPr>
+    </w:p>
+    <w:p>
+      <w:pPr>
+        <w:spacing w:after="0" w:line="240" w:lineRule="auto"/>
+        <w:rPr>
+          <w:rFonts w:ascii="Times New Roman" w:hAnsi="Times New Roman" w:cs="Times New Roman"/>
+          <w:sz w:val="28"/>
+          <w:szCs w:val="28"/>
+        </w:rPr>
+      </w:pPr>
+    </w:p>
+    <w:p>
+      <w:pPr>
+        <w:spacing w:after="0" w:line="240" w:lineRule="auto"/>
+        <w:rPr>
+          <w:rFonts w:ascii="Times New Roman" w:hAnsi="Times New Roman" w:cs="Times New Roman"/>
+          <w:sz w:val="28"/>
+          <w:szCs w:val="28"/>
+        </w:rPr>
+      </w:pPr>
+    </w:p>
+    <w:p>
+      <w:pPr>
+        <w:spacing w:after="0" w:line="240" w:lineRule="auto"/>
+        <w:rPr>
+          <w:rFonts w:ascii="Times New Roman" w:hAnsi="Times New Roman" w:cs="Times New Roman"/>
+          <w:sz w:val="28"/>
+          <w:szCs w:val="28"/>
+        </w:rPr>
+      </w:pPr>
+    </w:p>
+    <w:p>
+      <w:pPr>
+        <w:spacing w:after="0" w:line="240" w:lineRule="auto"/>
+        <w:rPr>
+          <w:rFonts w:ascii="Times New Roman" w:hAnsi="Times New Roman" w:cs="Times New Roman"/>
+          <w:sz w:val="28"/>
+          <w:szCs w:val="28"/>
+        </w:rPr>
+      </w:pPr>
+    </w:p>
+    <w:p>
+      <w:pPr>
+        <w:spacing w:after="0" w:line="240" w:lineRule="auto"/>
+        <w:rPr>
+          <w:rFonts w:ascii="Times New Roman" w:hAnsi="Times New Roman" w:cs="Times New Roman"/>
+          <w:sz w:val="28"/>
+          <w:szCs w:val="28"/>
+        </w:rPr>
+      </w:pPr>
+    </w:p>
+    <w:p>
+      <w:pPr>
+        <w:spacing w:after="0" w:line="240" w:lineRule="auto"/>
+        <w:rPr>
+          <w:rFonts w:ascii="Times New Roman" w:hAnsi="Times New Roman" w:cs="Times New Roman"/>
+          <w:sz w:val="28"/>
+          <w:szCs w:val="28"/>
+        </w:rPr>
+      </w:pPr>
+    </w:p>
+    <w:p>
+      <w:pPr>
+        <w:spacing w:after="0" w:line="240" w:lineRule="auto"/>
+        <w:rPr>
+          <w:rFonts w:ascii="Times New Roman" w:hAnsi="Times New Roman" w:cs="Times New Roman"/>
+          <w:sz w:val="28"/>
+          <w:szCs w:val="28"/>
+        </w:rPr>
+      </w:pPr>
+    </w:p>
+    <w:p>
+      <w:pPr>
+        <w:spacing w:after="0" w:line="240" w:lineRule="auto"/>
+        <w:rPr>
+          <w:rFonts w:ascii="Times New Roman" w:hAnsi="Times New Roman" w:cs="Times New Roman"/>
+          <w:sz w:val="28"/>
+          <w:szCs w:val="28"/>
+        </w:rPr>
+      </w:pPr>
+      <w:r>
+        <w:rPr>
+          <w:rFonts w:ascii="Times New Roman" w:hAnsi="Times New Roman" w:cs="Times New Roman"/>
+          <w:sz w:val="28"/>
+          <w:szCs w:val="28"/>
+        </w:rPr>
         <w:t>(</w:t>
       </w:r>
       <w:proofErr w:type="gramStart"/>
       <w:r>
         <w:rPr>
           <w:rFonts w:ascii="Times New Roman" w:hAnsi="Times New Roman" w:cs="Times New Roman"/>
-          <w:sz w:val="24"/>
-          <w:szCs w:val="24"/>
+          <w:sz w:val="28"/>
+          <w:szCs w:val="28"/>
         </w:rPr>
         <w:t>c )</w:t>
       </w:r>
@@ -800,150 +1728,367 @@
       <w:r>
         <w:rPr>
           <w:rFonts w:ascii="Times New Roman" w:hAnsi="Times New Roman" w:cs="Times New Roman"/>
-          <w:sz w:val="24"/>
-          <w:szCs w:val="24"/>
-        </w:rPr>
-        <w:t xml:space="preserve"> Uniform  [5]</w:t>
-      </w:r>
-    </w:p>
-    <w:p>
-      <w:pPr>
-        <w:rPr>
-          <w:rFonts w:ascii="Times New Roman" w:hAnsi="Times New Roman" w:cs="Times New Roman"/>
-          <w:sz w:val="24"/>
-          <w:szCs w:val="24"/>
-        </w:rPr>
-      </w:pPr>
-    </w:p>
-    <w:p>
-      <w:pPr>
-        <w:rPr>
-          <w:rFonts w:ascii="Times New Roman" w:hAnsi="Times New Roman" w:cs="Times New Roman"/>
-          <w:sz w:val="24"/>
-          <w:szCs w:val="24"/>
-        </w:rPr>
-      </w:pPr>
-      <w:r>
-        <w:rPr>
-          <w:rFonts w:ascii="Times New Roman" w:hAnsi="Times New Roman" w:cs="Times New Roman"/>
-          <w:sz w:val="24"/>
-          <w:szCs w:val="24"/>
-        </w:rPr>
-        <w:t>(d) Neat and clean [5]</w:t>
-      </w:r>
-    </w:p>
-    <w:p>
-      <w:pPr>
-        <w:rPr>
-          <w:rFonts w:ascii="Times New Roman" w:hAnsi="Times New Roman" w:cs="Times New Roman"/>
-          <w:sz w:val="24"/>
-          <w:szCs w:val="24"/>
-        </w:rPr>
-      </w:pPr>
-    </w:p>
-    <w:p>
-      <w:pPr>
-        <w:rPr>
-          <w:rFonts w:ascii="Times New Roman" w:hAnsi="Times New Roman" w:cs="Times New Roman"/>
-          <w:sz w:val="24"/>
-          <w:szCs w:val="24"/>
-        </w:rPr>
-      </w:pPr>
-      <w:r>
-        <w:rPr>
-          <w:rFonts w:ascii="Times New Roman" w:hAnsi="Times New Roman" w:cs="Times New Roman"/>
-          <w:sz w:val="24"/>
-          <w:szCs w:val="24"/>
-        </w:rPr>
-        <w:t>(e) Rhymes and dance [10]</w:t>
-      </w:r>
-    </w:p>
-    <w:p>
-      <w:pPr>
-        <w:rPr>
-          <w:rFonts w:ascii="Times New Roman" w:hAnsi="Times New Roman" w:cs="Times New Roman"/>
-          <w:sz w:val="24"/>
-          <w:szCs w:val="24"/>
-        </w:rPr>
-      </w:pPr>
-      <w:bookmarkStart w:id="0" w:name="_GoBack"/>
-      <w:bookmarkEnd w:id="0"/>
-    </w:p>
-    <w:p>
-      <w:pPr>
-        <w:rPr>
-          <w:rFonts w:ascii="Times New Roman" w:hAnsi="Times New Roman" w:cs="Times New Roman"/>
-          <w:sz w:val="24"/>
-          <w:szCs w:val="24"/>
-        </w:rPr>
-      </w:pPr>
-    </w:p>
-    <w:p>
-      <w:pPr>
-        <w:rPr>
-          <w:rFonts w:ascii="Times New Roman" w:hAnsi="Times New Roman" w:cs="Times New Roman"/>
-          <w:sz w:val="24"/>
-          <w:szCs w:val="24"/>
-        </w:rPr>
-      </w:pPr>
-    </w:p>
-    <w:p>
-      <w:pPr>
-        <w:rPr>
-          <w:rFonts w:ascii="Times New Roman" w:hAnsi="Times New Roman" w:cs="Times New Roman"/>
-          <w:sz w:val="24"/>
-          <w:szCs w:val="24"/>
-        </w:rPr>
-      </w:pPr>
-    </w:p>
-    <w:p>
-      <w:pPr>
-        <w:rPr>
-          <w:rFonts w:ascii="Times New Roman" w:hAnsi="Times New Roman" w:cs="Times New Roman"/>
-          <w:sz w:val="24"/>
-          <w:szCs w:val="24"/>
-        </w:rPr>
-      </w:pPr>
-    </w:p>
-    <w:p>
-      <w:pPr>
-        <w:rPr>
-          <w:rFonts w:ascii="Times New Roman" w:hAnsi="Times New Roman" w:cs="Times New Roman"/>
-          <w:sz w:val="24"/>
-          <w:szCs w:val="24"/>
-        </w:rPr>
-      </w:pPr>
-    </w:p>
-    <w:p>
-      <w:pPr>
-        <w:rPr>
-          <w:rFonts w:ascii="Times New Roman" w:hAnsi="Times New Roman" w:cs="Times New Roman"/>
-          <w:sz w:val="24"/>
-          <w:szCs w:val="24"/>
-        </w:rPr>
-      </w:pPr>
-    </w:p>
-    <w:p>
-      <w:pPr>
-        <w:rPr>
-          <w:rFonts w:ascii="Times New Roman" w:hAnsi="Times New Roman" w:cs="Times New Roman"/>
-          <w:sz w:val="24"/>
-          <w:szCs w:val="24"/>
-        </w:rPr>
-      </w:pPr>
-    </w:p>
-    <w:p>
-      <w:pPr>
-        <w:rPr>
-          <w:rFonts w:ascii="Times New Roman" w:hAnsi="Times New Roman" w:cs="Times New Roman"/>
-          <w:sz w:val="24"/>
-          <w:szCs w:val="24"/>
-        </w:rPr>
-      </w:pPr>
+          <w:sz w:val="28"/>
+          <w:szCs w:val="28"/>
+        </w:rPr>
+        <w:t xml:space="preserve"> </w:t>
+      </w:r>
+      <w:proofErr w:type="gramStart"/>
+      <w:r>
+        <w:rPr>
+          <w:rFonts w:ascii="Times New Roman" w:hAnsi="Times New Roman" w:cs="Times New Roman"/>
+          <w:sz w:val="28"/>
+          <w:szCs w:val="28"/>
+        </w:rPr>
+        <w:t xml:space="preserve">Uniform  </w:t>
+      </w:r>
+      <w:r>
+        <w:rPr>
+          <w:rFonts w:ascii="Times New Roman" w:hAnsi="Times New Roman" w:cs="Times New Roman"/>
+          <w:sz w:val="28"/>
+          <w:szCs w:val="28"/>
+        </w:rPr>
+        <w:tab/>
+      </w:r>
+      <w:proofErr w:type="gramEnd"/>
+      <w:r>
+        <w:rPr>
+          <w:rFonts w:ascii="Times New Roman" w:hAnsi="Times New Roman" w:cs="Times New Roman"/>
+          <w:sz w:val="28"/>
+          <w:szCs w:val="28"/>
+        </w:rPr>
+        <w:tab/>
+      </w:r>
+      <w:r>
+        <w:rPr>
+          <w:rFonts w:ascii="Times New Roman" w:hAnsi="Times New Roman" w:cs="Times New Roman"/>
+          <w:sz w:val="28"/>
+          <w:szCs w:val="28"/>
+        </w:rPr>
+        <w:tab/>
+      </w:r>
+      <w:r>
+        <w:rPr>
+          <w:rFonts w:ascii="Times New Roman" w:hAnsi="Times New Roman" w:cs="Times New Roman"/>
+          <w:sz w:val="28"/>
+          <w:szCs w:val="28"/>
+        </w:rPr>
+        <w:tab/>
+      </w:r>
+      <w:r>
+        <w:rPr>
+          <w:rFonts w:ascii="Times New Roman" w:hAnsi="Times New Roman" w:cs="Times New Roman"/>
+          <w:sz w:val="28"/>
+          <w:szCs w:val="28"/>
+        </w:rPr>
+        <w:tab/>
+      </w:r>
+      <w:r>
+        <w:rPr>
+          <w:rFonts w:ascii="Times New Roman" w:hAnsi="Times New Roman" w:cs="Times New Roman"/>
+          <w:sz w:val="28"/>
+          <w:szCs w:val="28"/>
+        </w:rPr>
+        <w:tab/>
+      </w:r>
+      <w:r>
+        <w:rPr>
+          <w:rFonts w:ascii="Times New Roman" w:hAnsi="Times New Roman" w:cs="Times New Roman"/>
+          <w:sz w:val="28"/>
+          <w:szCs w:val="28"/>
+        </w:rPr>
+        <w:tab/>
+      </w:r>
+      <w:r>
+        <w:rPr>
+          <w:rFonts w:ascii="Times New Roman" w:hAnsi="Times New Roman" w:cs="Times New Roman"/>
+          <w:sz w:val="28"/>
+          <w:szCs w:val="28"/>
+        </w:rPr>
+        <w:tab/>
+      </w:r>
+      <w:r>
+        <w:rPr>
+          <w:rFonts w:ascii="Times New Roman" w:hAnsi="Times New Roman" w:cs="Times New Roman"/>
+          <w:sz w:val="28"/>
+          <w:szCs w:val="28"/>
+        </w:rPr>
+        <w:tab/>
+      </w:r>
+      <w:r>
+        <w:rPr>
+          <w:rFonts w:ascii="Times New Roman" w:hAnsi="Times New Roman" w:cs="Times New Roman"/>
+          <w:sz w:val="28"/>
+          <w:szCs w:val="28"/>
+        </w:rPr>
+        <w:tab/>
+      </w:r>
+      <w:r>
+        <w:rPr>
+          <w:rFonts w:ascii="Times New Roman" w:hAnsi="Times New Roman" w:cs="Times New Roman"/>
+          <w:sz w:val="28"/>
+          <w:szCs w:val="28"/>
+        </w:rPr>
+        <w:tab/>
+      </w:r>
+      <w:r>
+        <w:rPr>
+          <w:rFonts w:ascii="Times New Roman" w:hAnsi="Times New Roman" w:cs="Times New Roman"/>
+          <w:sz w:val="28"/>
+          <w:szCs w:val="28"/>
+        </w:rPr>
+        <w:t>[5]</w:t>
+      </w:r>
+    </w:p>
+    <w:p>
+      <w:pPr>
+        <w:tabs>
+          <w:tab w:val="left" w:pos="1530"/>
+        </w:tabs>
+        <w:spacing w:after="0" w:line="240" w:lineRule="auto"/>
+        <w:rPr>
+          <w:rFonts w:ascii="Times New Roman" w:hAnsi="Times New Roman" w:cs="Times New Roman"/>
+          <w:sz w:val="28"/>
+          <w:szCs w:val="28"/>
+        </w:rPr>
+      </w:pPr>
+      <w:r>
+        <w:rPr>
+          <w:rFonts w:ascii="Times New Roman" w:hAnsi="Times New Roman" w:cs="Times New Roman"/>
+          <w:sz w:val="28"/>
+          <w:szCs w:val="28"/>
+        </w:rPr>
+        <w:t xml:space="preserve">(d) Neat and clean </w:t>
+      </w:r>
+      <w:r>
+        <w:rPr>
+          <w:rFonts w:ascii="Times New Roman" w:hAnsi="Times New Roman" w:cs="Times New Roman"/>
+          <w:sz w:val="28"/>
+          <w:szCs w:val="28"/>
+        </w:rPr>
+        <w:tab/>
+      </w:r>
+      <w:r>
+        <w:rPr>
+          <w:rFonts w:ascii="Times New Roman" w:hAnsi="Times New Roman" w:cs="Times New Roman"/>
+          <w:sz w:val="28"/>
+          <w:szCs w:val="28"/>
+        </w:rPr>
+        <w:tab/>
+      </w:r>
+      <w:r>
+        <w:rPr>
+          <w:rFonts w:ascii="Times New Roman" w:hAnsi="Times New Roman" w:cs="Times New Roman"/>
+          <w:sz w:val="28"/>
+          <w:szCs w:val="28"/>
+        </w:rPr>
+        <w:tab/>
+      </w:r>
+      <w:r>
+        <w:rPr>
+          <w:rFonts w:ascii="Times New Roman" w:hAnsi="Times New Roman" w:cs="Times New Roman"/>
+          <w:sz w:val="28"/>
+          <w:szCs w:val="28"/>
+        </w:rPr>
+        <w:tab/>
+      </w:r>
+      <w:r>
+        <w:rPr>
+          <w:rFonts w:ascii="Times New Roman" w:hAnsi="Times New Roman" w:cs="Times New Roman"/>
+          <w:sz w:val="28"/>
+          <w:szCs w:val="28"/>
+        </w:rPr>
+        <w:tab/>
+      </w:r>
+      <w:r>
+        <w:rPr>
+          <w:rFonts w:ascii="Times New Roman" w:hAnsi="Times New Roman" w:cs="Times New Roman"/>
+          <w:sz w:val="28"/>
+          <w:szCs w:val="28"/>
+        </w:rPr>
+        <w:tab/>
+      </w:r>
+      <w:r>
+        <w:rPr>
+          <w:rFonts w:ascii="Times New Roman" w:hAnsi="Times New Roman" w:cs="Times New Roman"/>
+          <w:sz w:val="28"/>
+          <w:szCs w:val="28"/>
+        </w:rPr>
+        <w:tab/>
+      </w:r>
+      <w:r>
+        <w:rPr>
+          <w:rFonts w:ascii="Times New Roman" w:hAnsi="Times New Roman" w:cs="Times New Roman"/>
+          <w:sz w:val="28"/>
+          <w:szCs w:val="28"/>
+        </w:rPr>
+        <w:tab/>
+      </w:r>
+      <w:r>
+        <w:rPr>
+          <w:rFonts w:ascii="Times New Roman" w:hAnsi="Times New Roman" w:cs="Times New Roman"/>
+          <w:sz w:val="28"/>
+          <w:szCs w:val="28"/>
+        </w:rPr>
+        <w:tab/>
+      </w:r>
+      <w:r>
+        <w:rPr>
+          <w:rFonts w:ascii="Times New Roman" w:hAnsi="Times New Roman" w:cs="Times New Roman"/>
+          <w:sz w:val="28"/>
+          <w:szCs w:val="28"/>
+        </w:rPr>
+        <w:tab/>
+      </w:r>
+      <w:r>
+        <w:rPr>
+          <w:rFonts w:ascii="Times New Roman" w:hAnsi="Times New Roman" w:cs="Times New Roman"/>
+          <w:sz w:val="28"/>
+          <w:szCs w:val="28"/>
+        </w:rPr>
+        <w:tab/>
+      </w:r>
+      <w:r>
+        <w:rPr>
+          <w:rFonts w:ascii="Times New Roman" w:hAnsi="Times New Roman" w:cs="Times New Roman"/>
+          <w:sz w:val="28"/>
+          <w:szCs w:val="28"/>
+        </w:rPr>
+        <w:t>[5]</w:t>
+      </w:r>
+    </w:p>
+    <w:p>
+      <w:pPr>
+        <w:spacing w:after="0" w:line="240" w:lineRule="auto"/>
+        <w:rPr>
+          <w:rFonts w:ascii="Times New Roman" w:hAnsi="Times New Roman" w:cs="Times New Roman"/>
+          <w:sz w:val="28"/>
+          <w:szCs w:val="28"/>
+        </w:rPr>
+      </w:pPr>
+      <w:r>
+        <w:rPr>
+          <w:rFonts w:ascii="Times New Roman" w:hAnsi="Times New Roman" w:cs="Times New Roman"/>
+          <w:sz w:val="28"/>
+          <w:szCs w:val="28"/>
+        </w:rPr>
+        <w:t>(e) Rhymes and dance</w:t>
+      </w:r>
+      <w:r>
+        <w:rPr>
+          <w:rFonts w:ascii="Times New Roman" w:hAnsi="Times New Roman" w:cs="Times New Roman"/>
+          <w:sz w:val="28"/>
+          <w:szCs w:val="28"/>
+        </w:rPr>
+        <w:tab/>
+      </w:r>
+      <w:r>
+        <w:rPr>
+          <w:rFonts w:ascii="Times New Roman" w:hAnsi="Times New Roman" w:cs="Times New Roman"/>
+          <w:sz w:val="28"/>
+          <w:szCs w:val="28"/>
+        </w:rPr>
+        <w:tab/>
+      </w:r>
+      <w:r>
+        <w:rPr>
+          <w:rFonts w:ascii="Times New Roman" w:hAnsi="Times New Roman" w:cs="Times New Roman"/>
+          <w:sz w:val="28"/>
+          <w:szCs w:val="28"/>
+        </w:rPr>
+        <w:tab/>
+      </w:r>
+      <w:r>
+        <w:rPr>
+          <w:rFonts w:ascii="Times New Roman" w:hAnsi="Times New Roman" w:cs="Times New Roman"/>
+          <w:sz w:val="28"/>
+          <w:szCs w:val="28"/>
+        </w:rPr>
+        <w:tab/>
+      </w:r>
+      <w:r>
+        <w:rPr>
+          <w:rFonts w:ascii="Times New Roman" w:hAnsi="Times New Roman" w:cs="Times New Roman"/>
+          <w:sz w:val="28"/>
+          <w:szCs w:val="28"/>
+        </w:rPr>
+        <w:tab/>
+      </w:r>
+      <w:r>
+        <w:rPr>
+          <w:rFonts w:ascii="Times New Roman" w:hAnsi="Times New Roman" w:cs="Times New Roman"/>
+          <w:sz w:val="28"/>
+          <w:szCs w:val="28"/>
+        </w:rPr>
+        <w:tab/>
+      </w:r>
+      <w:r>
+        <w:rPr>
+          <w:rFonts w:ascii="Times New Roman" w:hAnsi="Times New Roman" w:cs="Times New Roman"/>
+          <w:sz w:val="28"/>
+          <w:szCs w:val="28"/>
+        </w:rPr>
+        <w:tab/>
+      </w:r>
+      <w:r>
+        <w:rPr>
+          <w:rFonts w:ascii="Times New Roman" w:hAnsi="Times New Roman" w:cs="Times New Roman"/>
+          <w:sz w:val="28"/>
+          <w:szCs w:val="28"/>
+        </w:rPr>
+        <w:tab/>
+      </w:r>
+      <w:r>
+        <w:rPr>
+          <w:rFonts w:ascii="Times New Roman" w:hAnsi="Times New Roman" w:cs="Times New Roman"/>
+          <w:sz w:val="28"/>
+          <w:szCs w:val="28"/>
+        </w:rPr>
+        <w:tab/>
+      </w:r>
+      <w:r>
+        <w:rPr>
+          <w:rFonts w:ascii="Times New Roman" w:hAnsi="Times New Roman" w:cs="Times New Roman"/>
+          <w:sz w:val="28"/>
+          <w:szCs w:val="28"/>
+        </w:rPr>
+        <w:tab/>
+      </w:r>
+      <w:r>
+        <w:rPr>
+          <w:rFonts w:ascii="Times New Roman" w:hAnsi="Times New Roman" w:cs="Times New Roman"/>
+          <w:sz w:val="28"/>
+          <w:szCs w:val="28"/>
+        </w:rPr>
+        <w:t>[10]</w:t>
+      </w:r>
+    </w:p>
+    <w:p>
+      <w:pPr>
+        <w:spacing w:after="0" w:line="240" w:lineRule="auto"/>
+        <w:jc w:val="center"/>
+        <w:rPr>
+          <w:rFonts w:ascii="Times New Roman" w:hAnsi="Times New Roman" w:cs="Times New Roman"/>
+          <w:b/>
+          <w:bCs/>
+          <w:sz w:val="28"/>
+          <w:szCs w:val="28"/>
+        </w:rPr>
+      </w:pPr>
+      <w:r>
+        <w:rPr>
+          <w:rFonts w:ascii="Times New Roman" w:hAnsi="Times New Roman" w:cs="Times New Roman"/>
+          <w:b/>
+          <w:bCs/>
+          <w:sz w:val="28"/>
+          <w:szCs w:val="28"/>
+        </w:rPr>
+        <w:t>The End</w:t>
+      </w:r>
     </w:p>
     <w:sectPr>
-      <w:pgSz w:w="11906" w:h="16838"/>
-      <w:pgMar w:top="1440" w:right="1440" w:bottom="1440" w:left="1440" w:header="708" w:footer="708" w:gutter="0"/>
+      <w:pgSz w:w="11906" w:h="16838" w:code="9"/>
+      <w:pgMar w:top="720" w:right="720" w:bottom="720" w:left="720" w:header="708" w:footer="708" w:gutter="0"/>
       <w:cols w:space="708"/>
       <w:docGrid w:linePitch="360"/>
     </w:sectPr>
@@ -952,7 +2097,7 @@
 </file>
 
 <file path=word/styles.xml><?xml version="1.0" encoding="utf-8"?>
-<w:styles xmlns:mc="http://schemas.openxmlformats.org/markup-compatibility/2006" xmlns:r="http://schemas.openxmlformats.org/officeDocument/2006/relationships" xmlns:w="http://schemas.openxmlformats.org/wordprocessingml/2006/main" xmlns:w14="http://schemas.microsoft.com/office/word/2010/wordml" xmlns:w15="http://schemas.microsoft.com/office/word/2012/wordml" mc:Ignorable="w14 w15">
+<w:styles xmlns:mc="http://schemas.openxmlformats.org/markup-compatibility/2006" xmlns:r="http://schemas.openxmlformats.org/officeDocument/2006/relationships" xmlns:w="http://schemas.openxmlformats.org/wordprocessingml/2006/main" xmlns:w14="http://schemas.microsoft.com/office/word/2010/wordml" xmlns:w15="http://schemas.microsoft.com/office/word/2012/wordml" xmlns:w16cex="http://schemas.microsoft.com/office/word/2018/wordml/cex" xmlns:w16cid="http://schemas.microsoft.com/office/word/2016/wordml/cid" xmlns:w16="http://schemas.microsoft.com/office/word/2018/wordml" xmlns:w16du="http://schemas.microsoft.com/office/word/2023/wordml/word16du" xmlns:w16sdtdh="http://schemas.microsoft.com/office/word/2020/wordml/sdtdatahash" xmlns:w16sdtfl="http://schemas.microsoft.com/office/word/2024/wordml/sdtformatlock" xmlns:w16se="http://schemas.microsoft.com/office/word/2015/wordml/symex" mc:Ignorable="w14 w15 w16se w16cid w16 w16cex w16sdtdh w16sdtfl w16du">
   <w:docDefaults>
     <w:rPrDefault>
       <w:rPr>
@@ -968,7 +2113,7 @@
       </w:pPr>
     </w:pPrDefault>
   </w:docDefaults>
-  <w:latentStyles w:defLockedState="0" w:defUIPriority="99" w:defSemiHidden="0" w:defUnhideWhenUsed="0" w:defQFormat="0" w:count="371">
+  <w:latentStyles w:defLockedState="0" w:defUIPriority="99" w:defSemiHidden="0" w:defUnhideWhenUsed="0" w:defQFormat="0" w:count="376">
     <w:lsdException w:name="Normal" w:uiPriority="0" w:qFormat="1"/>
     <w:lsdException w:name="heading 1" w:uiPriority="9" w:qFormat="1"/>
     <w:lsdException w:name="heading 2" w:semiHidden="1" w:uiPriority="9" w:unhideWhenUsed="1" w:qFormat="1"/>
@@ -1340,6 +2485,11 @@
     <w:lsdException w:name="List Table 5 Dark Accent 6" w:uiPriority="50"/>
     <w:lsdException w:name="List Table 6 Colorful Accent 6" w:uiPriority="51"/>
     <w:lsdException w:name="List Table 7 Colorful Accent 6" w:uiPriority="52"/>
+    <w:lsdException w:name="Mention" w:semiHidden="1" w:unhideWhenUsed="1"/>
+    <w:lsdException w:name="Smart Hyperlink" w:semiHidden="1" w:unhideWhenUsed="1"/>
+    <w:lsdException w:name="Hashtag" w:semiHidden="1" w:unhideWhenUsed="1"/>
+    <w:lsdException w:name="Unresolved Mention" w:semiHidden="1" w:unhideWhenUsed="1"/>
+    <w:lsdException w:name="Smart Link" w:semiHidden="1" w:unhideWhenUsed="1"/>
   </w:latentStyles>
   <w:style w:type="paragraph" w:default="1" w:styleId="Normal">
     <w:name w:val="Normal"/>
@@ -1348,7 +2498,6 @@
   <w:style w:type="character" w:default="1" w:styleId="DefaultParagraphFont">
     <w:name w:val="Default Paragraph Font"/>
     <w:uiPriority w:val="1"/>
-    <w:semiHidden/>
     <w:unhideWhenUsed/>
   </w:style>
   <w:style w:type="table" w:default="1" w:styleId="TableNormal">

--- a/Received/lkg/lkg, rhymes and conver.docx
+++ b/Received/lkg/lkg, rhymes and conver.docx
@@ -271,27 +271,7 @@
           <w:sz w:val="24"/>
           <w:szCs w:val="24"/>
         </w:rPr>
-        <w:t xml:space="preserve">Ratnanagar-7, </w:t>
-      </w:r>
-      <w:proofErr w:type="spellStart"/>
-      <w:r>
-        <w:rPr>
-          <w:rFonts w:ascii="Times New Roman" w:hAnsi="Times New Roman" w:cs="Times New Roman"/>
-          <w:b/>
-          <w:sz w:val="24"/>
-          <w:szCs w:val="24"/>
-        </w:rPr>
-        <w:t>Sauraha</w:t>
-      </w:r>
-      <w:proofErr w:type="spellEnd"/>
-      <w:r>
-        <w:rPr>
-          <w:rFonts w:ascii="Times New Roman" w:hAnsi="Times New Roman" w:cs="Times New Roman"/>
-          <w:b/>
-          <w:sz w:val="24"/>
-          <w:szCs w:val="24"/>
-        </w:rPr>
-        <w:t>, Chitwan</w:t>
+        <w:t>Ratnanagar-7, Sauraha, Chitwan</w:t>
       </w:r>
     </w:p>
     <w:p>
@@ -465,16 +445,7 @@
           <w:sz w:val="28"/>
           <w:szCs w:val="28"/>
         </w:rPr>
-        <w:t xml:space="preserve"> </w:t>
-      </w:r>
-      <w:r>
-        <w:rPr>
-          <w:rFonts w:ascii="Times New Roman" w:hAnsi="Times New Roman" w:cs="Times New Roman"/>
-          <w:b/>
-          <w:sz w:val="28"/>
-          <w:szCs w:val="28"/>
-        </w:rPr>
-        <w:t>LKG</w:t>
+        <w:t xml:space="preserve"> LKG</w:t>
       </w:r>
       <w:r>
         <w:rPr>
@@ -763,7 +734,27 @@
           <w:sz w:val="28"/>
           <w:szCs w:val="28"/>
         </w:rPr>
-        <w:t>[20]</w:t>
+        <w:t>[2</w:t>
+      </w:r>
+      <w:r>
+        <w:rPr>
+          <w:rFonts w:ascii="Times New Roman" w:hAnsi="Times New Roman" w:cs="Times New Roman"/>
+          <w:b/>
+          <w:bCs/>
+          <w:sz w:val="28"/>
+          <w:szCs w:val="28"/>
+        </w:rPr>
+        <w:t>2</w:t>
+      </w:r>
+      <w:r>
+        <w:rPr>
+          <w:rFonts w:ascii="Times New Roman" w:hAnsi="Times New Roman" w:cs="Times New Roman"/>
+          <w:b/>
+          <w:bCs/>
+          <w:sz w:val="28"/>
+          <w:szCs w:val="28"/>
+        </w:rPr>
+        <w:t>]</w:t>
       </w:r>
     </w:p>
     <w:p>
@@ -799,7 +790,23 @@
           <w:sz w:val="28"/>
           <w:szCs w:val="28"/>
         </w:rPr>
-        <w:t xml:space="preserve"> 2. What is your class teacher name?</w:t>
+        <w:t xml:space="preserve"> 2. What is your class teacher</w:t>
+      </w:r>
+      <w:r>
+        <w:rPr>
+          <w:rFonts w:ascii="Times New Roman" w:hAnsi="Times New Roman" w:cs="Times New Roman"/>
+          <w:sz w:val="28"/>
+          <w:szCs w:val="28"/>
+        </w:rPr>
+        <w:t>s</w:t>
+      </w:r>
+      <w:r>
+        <w:rPr>
+          <w:rFonts w:ascii="Times New Roman" w:hAnsi="Times New Roman" w:cs="Times New Roman"/>
+          <w:sz w:val="28"/>
+          <w:szCs w:val="28"/>
+        </w:rPr>
+        <w:t xml:space="preserve"> name?</w:t>
       </w:r>
     </w:p>
     <w:p>
@@ -853,25 +860,57 @@
           <w:sz w:val="28"/>
           <w:szCs w:val="28"/>
         </w:rPr>
-        <w:t xml:space="preserve"> 5. How many days in a week?</w:t>
-      </w:r>
-    </w:p>
-    <w:p>
-      <w:pPr>
-        <w:spacing w:after="0" w:line="240" w:lineRule="auto"/>
-        <w:rPr>
-          <w:rFonts w:ascii="Times New Roman" w:hAnsi="Times New Roman" w:cs="Times New Roman"/>
-          <w:sz w:val="28"/>
-          <w:szCs w:val="28"/>
-        </w:rPr>
-      </w:pPr>
-      <w:r>
-        <w:rPr>
-          <w:rFonts w:ascii="Times New Roman" w:hAnsi="Times New Roman" w:cs="Times New Roman"/>
-          <w:sz w:val="28"/>
-          <w:szCs w:val="28"/>
-        </w:rPr>
-        <w:t xml:space="preserve"> 6. How many month in a year?</w:t>
+        <w:t xml:space="preserve"> 5. </w:t>
+      </w:r>
+      <w:r>
+        <w:rPr>
+          <w:rFonts w:ascii="Times New Roman" w:hAnsi="Times New Roman" w:cs="Times New Roman"/>
+          <w:sz w:val="28"/>
+          <w:szCs w:val="28"/>
+        </w:rPr>
+        <w:t>How many days are there in a week</w:t>
+      </w:r>
+      <w:r>
+        <w:rPr>
+          <w:rFonts w:ascii="Times New Roman" w:hAnsi="Times New Roman" w:cs="Times New Roman"/>
+          <w:sz w:val="28"/>
+          <w:szCs w:val="28"/>
+        </w:rPr>
+        <w:t>?</w:t>
+      </w:r>
+    </w:p>
+    <w:p>
+      <w:pPr>
+        <w:spacing w:after="0" w:line="240" w:lineRule="auto"/>
+        <w:rPr>
+          <w:rFonts w:ascii="Times New Roman" w:hAnsi="Times New Roman" w:cs="Times New Roman"/>
+          <w:sz w:val="28"/>
+          <w:szCs w:val="28"/>
+        </w:rPr>
+      </w:pPr>
+      <w:r>
+        <w:rPr>
+          <w:rFonts w:ascii="Times New Roman" w:hAnsi="Times New Roman" w:cs="Times New Roman"/>
+          <w:sz w:val="28"/>
+          <w:szCs w:val="28"/>
+        </w:rPr>
+        <w:t xml:space="preserve"> 6. </w:t>
+      </w:r>
+      <w:r>
+        <w:rPr>
+          <w:rFonts w:ascii="Times New Roman" w:hAnsi="Times New Roman" w:cs="Times New Roman"/>
+          <w:sz w:val="28"/>
+          <w:szCs w:val="28"/>
+        </w:rPr>
+        <w:t>How many months are there in a year</w:t>
+      </w:r>
+      <w:r>
+        <w:rPr>
+          <w:rFonts w:ascii="Times New Roman" w:hAnsi="Times New Roman" w:cs="Times New Roman"/>
+          <w:sz w:val="28"/>
+          <w:szCs w:val="28"/>
+        </w:rPr>
+        <w:t>?</w:t>
       </w:r>
     </w:p>
     <w:p>
@@ -943,7 +982,23 @@
           <w:sz w:val="28"/>
           <w:szCs w:val="28"/>
         </w:rPr>
-        <w:t xml:space="preserve"> 10. What is the name of your principle?</w:t>
+        <w:t xml:space="preserve"> 10. What is the name of your </w:t>
+      </w:r>
+      <w:r>
+        <w:rPr>
+          <w:rFonts w:ascii="Times New Roman" w:hAnsi="Times New Roman" w:cs="Times New Roman"/>
+          <w:sz w:val="28"/>
+          <w:szCs w:val="28"/>
+        </w:rPr>
+        <w:t>principal</w:t>
+      </w:r>
+      <w:r>
+        <w:rPr>
+          <w:rFonts w:ascii="Times New Roman" w:hAnsi="Times New Roman" w:cs="Times New Roman"/>
+          <w:sz w:val="28"/>
+          <w:szCs w:val="28"/>
+        </w:rPr>
+        <w:t>?</w:t>
       </w:r>
     </w:p>
     <w:p>
@@ -1108,7 +1163,7 @@
         <mc:AlternateContent>
           <mc:Choice Requires="wps">
             <w:drawing>
-              <wp:anchor distT="0" distB="0" distL="114300" distR="114300" simplePos="0" relativeHeight="251659264" behindDoc="0" locked="0" layoutInCell="1" allowOverlap="1" wp14:anchorId="5639C87B" wp14:editId="6D566ABD">
+              <wp:anchor distT="0" distB="0" distL="114300" distR="114300" simplePos="0" relativeHeight="251659264" behindDoc="0" locked="0" layoutInCell="1" allowOverlap="1" wp14:anchorId="5639C87B" wp14:editId="28A141D4">
                 <wp:simplePos x="0" y="0"/>
                 <wp:positionH relativeFrom="column">
                   <wp:posOffset>104775</wp:posOffset>
@@ -1198,7 +1253,27 @@
           <w:sz w:val="28"/>
           <w:szCs w:val="28"/>
         </w:rPr>
-        <w:t>(b) Name the given pictures</w:t>
+        <w:t>(</w:t>
+      </w:r>
+      <w:r>
+        <w:rPr>
+          <w:rFonts w:ascii="Times New Roman" w:hAnsi="Times New Roman" w:cs="Times New Roman"/>
+          <w:b/>
+          <w:bCs/>
+          <w:sz w:val="28"/>
+          <w:szCs w:val="28"/>
+        </w:rPr>
+        <w:t>a</w:t>
+      </w:r>
+      <w:r>
+        <w:rPr>
+          <w:rFonts w:ascii="Times New Roman" w:hAnsi="Times New Roman" w:cs="Times New Roman"/>
+          <w:b/>
+          <w:bCs/>
+          <w:sz w:val="28"/>
+          <w:szCs w:val="28"/>
+        </w:rPr>
+        <w:t>) Name the given pictures</w:t>
       </w:r>
       <w:r>
         <w:rPr>
@@ -1715,42 +1790,30 @@
         </w:rPr>
         <w:t>(</w:t>
       </w:r>
-      <w:proofErr w:type="gramStart"/>
-      <w:r>
-        <w:rPr>
-          <w:rFonts w:ascii="Times New Roman" w:hAnsi="Times New Roman" w:cs="Times New Roman"/>
-          <w:sz w:val="28"/>
-          <w:szCs w:val="28"/>
-        </w:rPr>
-        <w:t>c )</w:t>
-      </w:r>
-      <w:proofErr w:type="gramEnd"/>
-      <w:r>
-        <w:rPr>
-          <w:rFonts w:ascii="Times New Roman" w:hAnsi="Times New Roman" w:cs="Times New Roman"/>
-          <w:sz w:val="28"/>
-          <w:szCs w:val="28"/>
-        </w:rPr>
-        <w:t xml:space="preserve"> </w:t>
-      </w:r>
-      <w:proofErr w:type="gramStart"/>
-      <w:r>
-        <w:rPr>
-          <w:rFonts w:ascii="Times New Roman" w:hAnsi="Times New Roman" w:cs="Times New Roman"/>
-          <w:sz w:val="28"/>
-          <w:szCs w:val="28"/>
-        </w:rPr>
-        <w:t xml:space="preserve">Uniform  </w:t>
-      </w:r>
-      <w:r>
-        <w:rPr>
-          <w:rFonts w:ascii="Times New Roman" w:hAnsi="Times New Roman" w:cs="Times New Roman"/>
-          <w:sz w:val="28"/>
-          <w:szCs w:val="28"/>
-        </w:rPr>
-        <w:tab/>
-      </w:r>
-      <w:proofErr w:type="gramEnd"/>
+      <w:r>
+        <w:rPr>
+          <w:rFonts w:ascii="Times New Roman" w:hAnsi="Times New Roman" w:cs="Times New Roman"/>
+          <w:sz w:val="28"/>
+          <w:szCs w:val="28"/>
+        </w:rPr>
+        <w:t>b</w:t>
+      </w:r>
+      <w:r>
+        <w:rPr>
+          <w:rFonts w:ascii="Times New Roman" w:hAnsi="Times New Roman" w:cs="Times New Roman"/>
+          <w:sz w:val="28"/>
+          <w:szCs w:val="28"/>
+        </w:rPr>
+        <w:t xml:space="preserve"> ) Uniform  </w:t>
+      </w:r>
+      <w:r>
+        <w:rPr>
+          <w:rFonts w:ascii="Times New Roman" w:hAnsi="Times New Roman" w:cs="Times New Roman"/>
+          <w:sz w:val="28"/>
+          <w:szCs w:val="28"/>
+        </w:rPr>
+        <w:tab/>
+      </w:r>
       <w:r>
         <w:rPr>
           <w:rFonts w:ascii="Times New Roman" w:hAnsi="Times New Roman" w:cs="Times New Roman"/>
@@ -1858,7 +1921,23 @@
           <w:sz w:val="28"/>
           <w:szCs w:val="28"/>
         </w:rPr>
-        <w:t xml:space="preserve">(d) Neat and clean </w:t>
+        <w:t>(</w:t>
+      </w:r>
+      <w:r>
+        <w:rPr>
+          <w:rFonts w:ascii="Times New Roman" w:hAnsi="Times New Roman" w:cs="Times New Roman"/>
+          <w:sz w:val="28"/>
+          <w:szCs w:val="28"/>
+        </w:rPr>
+        <w:t>c</w:t>
+      </w:r>
+      <w:r>
+        <w:rPr>
+          <w:rFonts w:ascii="Times New Roman" w:hAnsi="Times New Roman" w:cs="Times New Roman"/>
+          <w:sz w:val="28"/>
+          <w:szCs w:val="28"/>
+        </w:rPr>
+        <w:t xml:space="preserve">) Neat and clean </w:t>
       </w:r>
       <w:r>
         <w:rPr>
@@ -1972,7 +2051,23 @@
           <w:sz w:val="28"/>
           <w:szCs w:val="28"/>
         </w:rPr>
-        <w:t>(e) Rhymes and dance</w:t>
+        <w:t>(</w:t>
+      </w:r>
+      <w:r>
+        <w:rPr>
+          <w:rFonts w:ascii="Times New Roman" w:hAnsi="Times New Roman" w:cs="Times New Roman"/>
+          <w:sz w:val="28"/>
+          <w:szCs w:val="28"/>
+        </w:rPr>
+        <w:t>d</w:t>
+      </w:r>
+      <w:r>
+        <w:rPr>
+          <w:rFonts w:ascii="Times New Roman" w:hAnsi="Times New Roman" w:cs="Times New Roman"/>
+          <w:sz w:val="28"/>
+          <w:szCs w:val="28"/>
+        </w:rPr>
+        <w:t>) Rhymes and dance</w:t>
       </w:r>
       <w:r>
         <w:rPr>
@@ -2498,6 +2593,7 @@
   <w:style w:type="character" w:default="1" w:styleId="DefaultParagraphFont">
     <w:name w:val="Default Paragraph Font"/>
     <w:uiPriority w:val="1"/>
+    <w:semiHidden/>
     <w:unhideWhenUsed/>
   </w:style>
   <w:style w:type="table" w:default="1" w:styleId="TableNormal">
